--- a/manuals/ta-developer-guide.docx
+++ b/manuals/ta-developer-guide.docx
@@ -66,7 +66,7 @@
           <w:color w:val="666666"/>
           <w:sz w:val="24"/>
         </w:rPr>
-        <w:t>April 16, 2026</w:t>
+        <w:t>April 17, 2026</w:t>
       </w:r>
     </w:p>
     <w:p>
@@ -3611,6 +3611,21 @@
       </w:r>
     </w:p>
     <w:p>
+      <w:r>
+        <w:t xml:space="preserve">&lt;!-- doc-test: skip reason="pseudocode sketch with </w:t>
+      </w:r>
+      <w:r>
+        <w:rPr>
+          <w:rFonts w:ascii="Courier New" w:hAnsi="Courier New"/>
+          <w:sz w:val="18"/>
+        </w:rPr>
+        <w:t>...</w:t>
+      </w:r>
+      <w:r>
+        <w:t xml:space="preserve"> placeholder, not a complete Python snippet" --&gt;</w:t>
+      </w:r>
+    </w:p>
+    <w:p>
       <w:pPr>
         <w:spacing w:before="0" w:after="0" w:line="240" w:lineRule="exact"/>
         <w:shd w:fill="F0F0F0" w:val="clear"/>
@@ -3975,6 +3990,11 @@
       </w:r>
     </w:p>
     <w:p>
+      <w:r>
+        <w:t>&lt;!-- doc-test: skip reason="pseudocode -- method body is a comment placeholder" --&gt;</w:t>
+      </w:r>
+    </w:p>
+    <w:p>
       <w:pPr>
         <w:spacing w:before="0" w:after="0" w:line="240" w:lineRule="exact"/>
         <w:shd w:fill="F0F0F0" w:val="clear"/>
@@ -5240,6 +5260,11 @@
       </w:r>
     </w:p>
     <w:p>
+      <w:r>
+        <w:t>&lt;!-- doc-test: skip reason="config-dict excerpt, not a standalone Python snippet" --&gt;</w:t>
+      </w:r>
+    </w:p>
+    <w:p>
       <w:pPr>
         <w:spacing w:before="0" w:after="0" w:line="240" w:lineRule="exact"/>
         <w:shd w:fill="F0F0F0" w:val="clear"/>
@@ -5315,6 +5340,11 @@
       </w:r>
     </w:p>
     <w:p>
+      <w:r>
+        <w:t>&lt;!-- doc-test: skip reason="pseudocode fragment showing capabilities-check pattern" --&gt;</w:t>
+      </w:r>
+    </w:p>
+    <w:p>
       <w:pPr>
         <w:spacing w:before="0" w:after="0" w:line="240" w:lineRule="exact"/>
         <w:shd w:fill="F0F0F0" w:val="clear"/>
@@ -6235,6 +6265,11 @@
       </w:r>
     </w:p>
     <w:p>
+      <w:r>
+        <w:t>&lt;!-- doc-test: skip reason="markdown-inside-markdown template with nested fences and placeholder text" --&gt;</w:t>
+      </w:r>
+    </w:p>
+    <w:p>
       <w:pPr>
         <w:spacing w:before="0" w:after="0" w:line="240" w:lineRule="exact"/>
         <w:shd w:fill="F0F0F0" w:val="clear"/>
@@ -7509,6 +7544,11 @@
       </w:r>
       <w:r>
         <w:t xml:space="preserve"> subagent before any PR that touches driver code:</w:t>
+      </w:r>
+    </w:p>
+    <w:p>
+      <w:r>
+        <w:t>&lt;!-- doc-test: skip reason="Claude Code subagent @-handle, not Python syntax" --&gt;</w:t>
       </w:r>
     </w:p>
     <w:p>
@@ -8416,6 +8456,11 @@
       </w:r>
     </w:p>
     <w:p>
+      <w:r>
+        <w:t>&lt;!-- doc-test: skip reason="pytest/MagicMock snippet -- illustrates the anti-pattern we forbid" --&gt;</w:t>
+      </w:r>
+    </w:p>
+    <w:p>
       <w:pPr>
         <w:spacing w:before="0" w:after="0" w:line="240" w:lineRule="exact"/>
         <w:shd w:fill="F0F0F0" w:val="clear"/>
@@ -8856,6 +8901,21 @@
       </w:r>
     </w:p>
     <w:p>
+      <w:r>
+        <w:t xml:space="preserve">&lt;!-- doc-test: skip reason="pseudocode with placeholder module </w:t>
+      </w:r>
+      <w:r>
+        <w:rPr>
+          <w:rFonts w:ascii="Courier New" w:hAnsi="Courier New"/>
+          <w:sz w:val="18"/>
+        </w:rPr>
+        <w:t>my_driver</w:t>
+      </w:r>
+      <w:r>
+        <w:t>, not a concrete import target" --&gt;</w:t>
+      </w:r>
+    </w:p>
+    <w:p>
       <w:pPr>
         <w:spacing w:before="0" w:after="0" w:line="240" w:lineRule="exact"/>
         <w:shd w:fill="F0F0F0" w:val="clear"/>
@@ -9235,6 +9295,11 @@
       </w:r>
     </w:p>
     <w:p>
+      <w:r>
+        <w:t>&lt;!-- doc-test: skip reason="Claude Code subagent @-handle, not Python syntax" --&gt;</w:t>
+      </w:r>
+    </w:p>
+    <w:p>
       <w:pPr>
         <w:spacing w:before="0" w:after="0" w:line="240" w:lineRule="exact"/>
         <w:shd w:fill="F0F0F0" w:val="clear"/>
@@ -9728,6 +9793,11 @@
       </w:r>
     </w:p>
     <w:p>
+      <w:r>
+        <w:t>&lt;!-- doc-test: skip reason="pytest output sample, not runnable code" --&gt;</w:t>
+      </w:r>
+    </w:p>
+    <w:p>
       <w:pPr>
         <w:spacing w:before="0" w:after="0" w:line="240" w:lineRule="exact"/>
         <w:shd w:fill="F0F0F0" w:val="clear"/>
@@ -10194,6 +10264,11 @@
       </w:r>
     </w:p>
     <w:p>
+      <w:r>
+        <w:t>&lt;!-- doc-test: skip reason="nested fence markers -- this block shows markdown syntax about markdown" --&gt;</w:t>
+      </w:r>
+    </w:p>
+    <w:p>
       <w:pPr>
         <w:spacing w:before="0" w:after="0" w:line="240" w:lineRule="exact"/>
         <w:shd w:fill="F0F0F0" w:val="clear"/>
@@ -10216,6 +10291,11 @@
       </w:r>
     </w:p>
     <w:p>
+      <w:r>
+        <w:t>&lt;!-- doc-test: skip reason="nested fence markers -- this block shows markdown syntax about markdown" --&gt;</w:t>
+      </w:r>
+    </w:p>
+    <w:p>
       <w:pPr>
         <w:spacing w:before="0" w:after="0" w:line="240" w:lineRule="exact"/>
         <w:shd w:fill="F0F0F0" w:val="clear"/>
@@ -10646,6 +10726,11 @@
       </w:r>
     </w:p>
     <w:p>
+      <w:r>
+        <w:t>&lt;!-- doc-test: skip reason="Claude Code subagent @-handle, not Python syntax" --&gt;</w:t>
+      </w:r>
+    </w:p>
+    <w:p>
       <w:pPr>
         <w:spacing w:before="0" w:after="0" w:line="240" w:lineRule="exact"/>
         <w:shd w:fill="F0F0F0" w:val="clear"/>
@@ -11129,6 +11214,11 @@
       </w:r>
     </w:p>
     <w:p>
+      <w:r>
+        <w:t>&lt;!-- doc-test: skip reason="function signature without body -- illustrative, not runnable" --&gt;</w:t>
+      </w:r>
+    </w:p>
+    <w:p>
       <w:pPr>
         <w:spacing w:before="0" w:after="0" w:line="240" w:lineRule="exact"/>
         <w:shd w:fill="F0F0F0" w:val="clear"/>
@@ -11600,6 +11690,11 @@
       </w:r>
     </w:p>
     <w:p>
+      <w:r>
+        <w:t>&lt;!-- doc-test: skip reason="requires a saved sub-script named other_script on disk" --&gt;</w:t>
+      </w:r>
+    </w:p>
+    <w:p>
       <w:pPr>
         <w:spacing w:before="0" w:after="0" w:line="240" w:lineRule="exact"/>
         <w:shd w:fill="F0F0F0" w:val="clear"/>
@@ -11637,6 +11732,11 @@
       </w:r>
     </w:p>
     <w:p>
+      <w:r>
+        <w:t>&lt;!-- doc-test: skip reason="REPL script-scope directives only valid inside a script, not at onecmd" --&gt;</w:t>
+      </w:r>
+    </w:p>
+    <w:p>
       <w:pPr>
         <w:spacing w:before="0" w:after="0" w:line="240" w:lineRule="exact"/>
         <w:shd w:fill="F0F0F0" w:val="clear"/>
@@ -11704,6 +11804,11 @@
       </w:r>
     </w:p>
     <w:p>
+      <w:r>
+        <w:t>&lt;!-- doc-test: skip reason="reference example -- i isn't initialized in this block" --&gt;</w:t>
+      </w:r>
+    </w:p>
+    <w:p>
       <w:pPr>
         <w:spacing w:before="0" w:after="0" w:line="240" w:lineRule="exact"/>
         <w:shd w:fill="F0F0F0" w:val="clear"/>
@@ -11784,6 +11889,11 @@
       </w:r>
     </w:p>
     <w:p>
+      <w:r>
+        <w:t>&lt;!-- doc-test: skip reason="reference example -- voltage not set in this block" --&gt;</w:t>
+      </w:r>
+    </w:p>
+    <w:p>
       <w:pPr>
         <w:spacing w:before="0" w:after="0" w:line="240" w:lineRule="exact"/>
         <w:shd w:fill="F0F0F0" w:val="clear"/>
@@ -11895,6 +12005,11 @@
       </w:r>
     </w:p>
     <w:p>
+      <w:r>
+        <w:t>&lt;!-- doc-test: skip reason="reference example -- voltage not set in this block" --&gt;</w:t>
+      </w:r>
+    </w:p>
+    <w:p>
       <w:pPr>
         <w:spacing w:before="0" w:after="0" w:line="240" w:lineRule="exact"/>
         <w:shd w:fill="F0F0F0" w:val="clear"/>
@@ -11922,6 +12037,11 @@
       </w:r>
     </w:p>
     <w:p>
+      <w:r>
+        <w:t>&lt;!-- doc-test: skip reason="break/continue only valid inside a while/for body" --&gt;</w:t>
+      </w:r>
+    </w:p>
+    <w:p>
       <w:pPr>
         <w:spacing w:before="0" w:after="0" w:line="240" w:lineRule="exact"/>
         <w:shd w:fill="F0F0F0" w:val="clear"/>
@@ -11984,6 +12104,11 @@
       <w:r/>
     </w:p>
     <w:p>
+      <w:r>
+        <w:t>&lt;!-- doc-test: skip reason="function signature only, not a complete Python snippet" --&gt;</w:t>
+      </w:r>
+    </w:p>
+    <w:p>
       <w:pPr>
         <w:spacing w:before="0" w:after="0" w:line="240" w:lineRule="exact"/>
         <w:shd w:fill="F0F0F0" w:val="clear"/>
@@ -12021,6 +12146,11 @@
       </w:r>
     </w:p>
     <w:p>
+      <w:r>
+        <w:t>&lt;!-- doc-test: skip reason="function signature only, not a complete Python snippet" --&gt;</w:t>
+      </w:r>
+    </w:p>
+    <w:p>
       <w:pPr>
         <w:spacing w:before="0" w:after="0" w:line="240" w:lineRule="exact"/>
         <w:shd w:fill="F0F0F0" w:val="clear"/>
@@ -12095,6 +12225,11 @@
       <w:r/>
     </w:p>
     <w:p>
+      <w:r>
+        <w:t>&lt;!-- doc-test: skip reason="function signature only, not a complete Python snippet" --&gt;</w:t>
+      </w:r>
+    </w:p>
+    <w:p>
       <w:pPr>
         <w:spacing w:before="0" w:after="0" w:line="240" w:lineRule="exact"/>
         <w:shd w:fill="F0F0F0" w:val="clear"/>
@@ -12154,6 +12289,11 @@
       </w:r>
       <w:r>
         <w:t xml:space="preserve"> in the main loop:</w:t>
+      </w:r>
+    </w:p>
+    <w:p>
+      <w:r>
+        <w:t>&lt;!-- doc-test: skip reason="code fragment inside a markdown numbered-list step -- not standalone" --&gt;</w:t>
       </w:r>
     </w:p>
     <w:p>

--- a/manuals/ta-developer-guide.docx
+++ b/manuals/ta-developer-guide.docx
@@ -66,7 +66,7 @@
           <w:color w:val="666666"/>
           <w:sz w:val="24"/>
         </w:rPr>
-        <w:t>April 17, 2026</w:t>
+        <w:t>April 21, 2026</w:t>
       </w:r>
     </w:p>
     <w:p>
@@ -105,6 +105,8 @@
         <w:t>Chapter 10: Script Engine Internals</w:t>
         <w:br/>
         <w:t>Chapter 11: Releasing New Versions</w:t>
+        <w:br/>
+        <w:t>Chapter 12: The STM32 Bridge (EV2300 Replacement)</w:t>
       </w:r>
     </w:p>
     <w:p>
@@ -13036,6 +13038,1000 @@
     <w:p>
       <w:r>
         <w:t>No Co-Authored-By line (project convention).</w:t>
+      </w:r>
+    </w:p>
+    <w:p>
+      <w:r>
+        <w:br w:type="page"/>
+      </w:r>
+    </w:p>
+    <w:p>
+      <w:pPr>
+        <w:pStyle w:val="Heading1"/>
+      </w:pPr>
+      <w:r>
+        <w:t>Chapter 12: The STM32 Bridge (EV2300 Replacement)</w:t>
+      </w:r>
+    </w:p>
+    <w:p>
+      <w:pPr>
+        <w:pStyle w:val="Heading2"/>
+      </w:pPr>
+      <w:r>
+        <w:t>Why we built it</w:t>
+      </w:r>
+    </w:p>
+    <w:p>
+      <w:r>
+        <w:t>The TI EV2300A USB-to-SMBus bridge is the original "TAMU bench standard" adapter students use to talk to the BQ76920 battery-monitor IC on its EVM board. It is discontinued, and replacement units on the secondary market are expensive and inconsistent. To keep ESET 453 lab kits running past the current supply, we built a drop-in replacement out of an Adafruit Feather STM32F405 + a FeatherWing protoboard.</w:t>
+      </w:r>
+    </w:p>
+    <w:p>
+      <w:r>
+        <w:t>Key properties of the replacement:</w:t>
+      </w:r>
+    </w:p>
+    <w:p>
+      <w:r>
+        <w:t xml:space="preserve">- Open hardware, ~$25 in parts per unit, solderable in ~30 minutes. - Enumerates over USB HID with the same semantics the EV2300 driver already speaks. - </w:t>
+      </w:r>
+      <w:r>
+        <w:rPr>
+          <w:rFonts w:ascii="Courier New" w:hAnsi="Courier New"/>
+          <w:sz w:val="18"/>
+        </w:rPr>
+        <w:t>lab_instruments/src/ev2300.py</w:t>
+      </w:r>
+      <w:r>
+        <w:t xml:space="preserve"> autodetects both bridges; no REPL or script changes are required. - Firmware is re-flashable via the STM32 DFU bootloader, so any TA can service a unit without vendor tools.</w:t>
+      </w:r>
+    </w:p>
+    <w:p>
+      <w:pPr>
+        <w:pStyle w:val="Heading2"/>
+      </w:pPr>
+      <w:r>
+        <w:t>Bill of Materials (per unit)</w:t>
+      </w:r>
+    </w:p>
+    <w:tbl>
+      <w:tblPr>
+        <w:tblStyle w:val="LightGrid-Accent1"/>
+        <w:tblW w:type="auto" w:w="0"/>
+        <w:tblLook w:firstColumn="1" w:firstRow="1" w:lastColumn="0" w:lastRow="0" w:noHBand="0" w:noVBand="1" w:val="04A0"/>
+      </w:tblPr>
+      <w:tblGrid>
+        <w:gridCol w:w="2880"/>
+        <w:gridCol w:w="2880"/>
+        <w:gridCol w:w="2880"/>
+      </w:tblGrid>
+      <w:tr>
+        <w:tc>
+          <w:tcPr>
+            <w:tcW w:type="dxa" w:w="2880"/>
+          </w:tcPr>
+          <w:p>
+            <w:r>
+              <w:rPr>
+                <w:b/>
+              </w:rPr>
+              <w:t>Part</w:t>
+            </w:r>
+          </w:p>
+        </w:tc>
+        <w:tc>
+          <w:tcPr>
+            <w:tcW w:type="dxa" w:w="2880"/>
+          </w:tcPr>
+          <w:p>
+            <w:r>
+              <w:rPr>
+                <w:b/>
+              </w:rPr>
+              <w:t>Qty</w:t>
+            </w:r>
+          </w:p>
+        </w:tc>
+        <w:tc>
+          <w:tcPr>
+            <w:tcW w:type="dxa" w:w="2880"/>
+          </w:tcPr>
+          <w:p>
+            <w:r>
+              <w:rPr>
+                <w:b/>
+              </w:rPr>
+              <w:t>Notes</w:t>
+            </w:r>
+          </w:p>
+        </w:tc>
+      </w:tr>
+      <w:tr>
+        <w:tc>
+          <w:tcPr>
+            <w:tcW w:type="dxa" w:w="2880"/>
+          </w:tcPr>
+          <w:p>
+            <w:r>
+              <w:t>Adafruit Feather STM32F405 Express</w:t>
+            </w:r>
+          </w:p>
+        </w:tc>
+        <w:tc>
+          <w:tcPr>
+            <w:tcW w:type="dxa" w:w="2880"/>
+          </w:tcPr>
+          <w:p>
+            <w:r>
+              <w:t>1</w:t>
+            </w:r>
+          </w:p>
+        </w:tc>
+        <w:tc>
+          <w:tcPr>
+            <w:tcW w:type="dxa" w:w="2880"/>
+          </w:tcPr>
+          <w:p>
+            <w:r>
+              <w:t>USB-C, SPI/I2C pins broken out on the Feather edge</w:t>
+            </w:r>
+          </w:p>
+        </w:tc>
+      </w:tr>
+      <w:tr>
+        <w:tc>
+          <w:tcPr>
+            <w:tcW w:type="dxa" w:w="2880"/>
+          </w:tcPr>
+          <w:p>
+            <w:r>
+              <w:t>Adafruit FeatherWing Proto PCB</w:t>
+            </w:r>
+          </w:p>
+        </w:tc>
+        <w:tc>
+          <w:tcPr>
+            <w:tcW w:type="dxa" w:w="2880"/>
+          </w:tcPr>
+          <w:p>
+            <w:r>
+              <w:t>1</w:t>
+            </w:r>
+          </w:p>
+        </w:tc>
+        <w:tc>
+          <w:tcPr>
+            <w:tcW w:type="dxa" w:w="2880"/>
+          </w:tcPr>
+          <w:p>
+            <w:r>
+              <w:t>Socketed pin grid that mates to the Feather</w:t>
+            </w:r>
+          </w:p>
+        </w:tc>
+      </w:tr>
+      <w:tr>
+        <w:tc>
+          <w:tcPr>
+            <w:tcW w:type="dxa" w:w="2880"/>
+          </w:tcPr>
+          <w:p>
+            <w:r>
+              <w:t>JST-PH 4-pin right-angle connector</w:t>
+            </w:r>
+          </w:p>
+        </w:tc>
+        <w:tc>
+          <w:tcPr>
+            <w:tcW w:type="dxa" w:w="2880"/>
+          </w:tcPr>
+          <w:p>
+            <w:r>
+              <w:t>1</w:t>
+            </w:r>
+          </w:p>
+        </w:tc>
+        <w:tc>
+          <w:tcPr>
+            <w:tcW w:type="dxa" w:w="2880"/>
+          </w:tcPr>
+          <w:p>
+            <w:r>
+              <w:t>Mates the ribbon cable that ships with the BQ EVM I2C header</w:t>
+            </w:r>
+          </w:p>
+        </w:tc>
+      </w:tr>
+      <w:tr>
+        <w:tc>
+          <w:tcPr>
+            <w:tcW w:type="dxa" w:w="2880"/>
+          </w:tcPr>
+          <w:p>
+            <w:r>
+              <w:t>Male pin header strips, 0.1 in</w:t>
+            </w:r>
+          </w:p>
+        </w:tc>
+        <w:tc>
+          <w:tcPr>
+            <w:tcW w:type="dxa" w:w="2880"/>
+          </w:tcPr>
+          <w:p>
+            <w:r>
+              <w:t>2</w:t>
+            </w:r>
+          </w:p>
+        </w:tc>
+        <w:tc>
+          <w:tcPr>
+            <w:tcW w:type="dxa" w:w="2880"/>
+          </w:tcPr>
+          <w:p>
+            <w:r>
+              <w:t>Cut to length for the Feather edges</w:t>
+            </w:r>
+          </w:p>
+        </w:tc>
+      </w:tr>
+      <w:tr>
+        <w:tc>
+          <w:tcPr>
+            <w:tcW w:type="dxa" w:w="2880"/>
+          </w:tcPr>
+          <w:p>
+            <w:r>
+              <w:t>22 AWG solid hookup wire (yellow, blue, black)</w:t>
+            </w:r>
+          </w:p>
+        </w:tc>
+        <w:tc>
+          <w:tcPr>
+            <w:tcW w:type="dxa" w:w="2880"/>
+          </w:tcPr>
+          <w:p>
+            <w:r>
+              <w:t>~6 in each</w:t>
+            </w:r>
+          </w:p>
+        </w:tc>
+        <w:tc>
+          <w:tcPr>
+            <w:tcW w:type="dxa" w:w="2880"/>
+          </w:tcPr>
+          <w:p>
+            <w:r>
+              <w:t>SDA, SCL, GND</w:t>
+            </w:r>
+          </w:p>
+        </w:tc>
+      </w:tr>
+      <w:tr>
+        <w:tc>
+          <w:tcPr>
+            <w:tcW w:type="dxa" w:w="2880"/>
+          </w:tcPr>
+          <w:p>
+            <w:r>
+              <w:t>Heat-shrink, 3 mm</w:t>
+            </w:r>
+          </w:p>
+        </w:tc>
+        <w:tc>
+          <w:tcPr>
+            <w:tcW w:type="dxa" w:w="2880"/>
+          </w:tcPr>
+          <w:p>
+            <w:r>
+              <w:t>~2 in</w:t>
+            </w:r>
+          </w:p>
+        </w:tc>
+        <w:tc>
+          <w:tcPr>
+            <w:tcW w:type="dxa" w:w="2880"/>
+          </w:tcPr>
+          <w:p>
+            <w:r>
+              <w:t>Strain relief where the JST pigtail meets the board</w:t>
+            </w:r>
+          </w:p>
+        </w:tc>
+      </w:tr>
+      <w:tr>
+        <w:tc>
+          <w:tcPr>
+            <w:tcW w:type="dxa" w:w="2880"/>
+          </w:tcPr>
+          <w:p>
+            <w:r>
+              <w:t>USB-C cable</w:t>
+            </w:r>
+          </w:p>
+        </w:tc>
+        <w:tc>
+          <w:tcPr>
+            <w:tcW w:type="dxa" w:w="2880"/>
+          </w:tcPr>
+          <w:p>
+            <w:r>
+              <w:t>1</w:t>
+            </w:r>
+          </w:p>
+        </w:tc>
+        <w:tc>
+          <w:tcPr>
+            <w:tcW w:type="dxa" w:w="2880"/>
+          </w:tcPr>
+          <w:p>
+            <w:r>
+              <w:t>Reuse from bench kit</w:t>
+            </w:r>
+          </w:p>
+        </w:tc>
+      </w:tr>
+    </w:tbl>
+    <w:p/>
+    <w:p>
+      <w:r>
+        <w:t>Cost is ~$25 per kit at current Adafruit pricing.</w:t>
+      </w:r>
+    </w:p>
+    <w:p>
+      <w:pPr>
+        <w:pStyle w:val="Heading2"/>
+      </w:pPr>
+      <w:r>
+        <w:t>Soldering the adapter</w:t>
+      </w:r>
+    </w:p>
+    <w:p>
+      <w:r>
+        <w:t>The build goes in five stages. Take continuity measurements between stages 3 and 5; catching a short before you stack the Feather saves a lot of time.</w:t>
+      </w:r>
+    </w:p>
+    <w:p>
+      <w:pPr>
+        <w:pStyle w:val="Heading3"/>
+      </w:pPr>
+      <w:r>
+        <w:t>Step 1 - Bare protoboard and connector</w:t>
+      </w:r>
+    </w:p>
+    <w:p>
+      <w:pPr>
+        <w:jc w:val="center"/>
+      </w:pPr>
+      <w:r>
+        <w:drawing>
+          <wp:inline xmlns:a="http://schemas.openxmlformats.org/drawingml/2006/main" xmlns:pic="http://schemas.openxmlformats.org/drawingml/2006/picture">
+            <wp:extent cx="4114800" cy="3086100"/>
+            <wp:docPr id="1" name="Picture 1"/>
+            <wp:cNvGraphicFramePr>
+              <a:graphicFrameLocks noChangeAspect="1"/>
+            </wp:cNvGraphicFramePr>
+            <a:graphic>
+              <a:graphicData uri="http://schemas.openxmlformats.org/drawingml/2006/picture">
+                <pic:pic>
+                  <pic:nvPicPr>
+                    <pic:cNvPr id="0" name="IMG_0255_protoboard_bare.jpg"/>
+                    <pic:cNvPicPr/>
+                  </pic:nvPicPr>
+                  <pic:blipFill>
+                    <a:blip r:embed="rId9"/>
+                    <a:stretch>
+                      <a:fillRect/>
+                    </a:stretch>
+                  </pic:blipFill>
+                  <pic:spPr>
+                    <a:xfrm>
+                      <a:off x="0" y="0"/>
+                      <a:ext cx="4114800" cy="3086100"/>
+                    </a:xfrm>
+                    <a:prstGeom prst="rect"/>
+                  </pic:spPr>
+                </pic:pic>
+              </a:graphicData>
+            </a:graphic>
+          </wp:inline>
+        </w:drawing>
+      </w:r>
+    </w:p>
+    <w:p>
+      <w:pPr>
+        <w:jc w:val="center"/>
+      </w:pPr>
+      <w:r>
+        <w:rPr>
+          <w:i/>
+          <w:sz w:val="18"/>
+        </w:rPr>
+        <w:t>Bare protoboard with JST connector and hookup wires staged next to it</w:t>
+      </w:r>
+    </w:p>
+    <w:p>
+      <w:r>
+        <w:t>- Position the JST connector on the short edge of the protoboard, keyway facing out so the cable can seat without fighting the Feather body above it. - Pre-cut two lengths of 22 AWG hookup wire for SDA (yellow) and SCL (blue). GND and 3V3 use the two outer JST shell pins and short traces on the protoboard.</w:t>
+      </w:r>
+    </w:p>
+    <w:p>
+      <w:pPr>
+        <w:pStyle w:val="Heading3"/>
+      </w:pPr>
+      <w:r>
+        <w:t>Step 2 - Mount in the helping-hand</w:t>
+      </w:r>
+    </w:p>
+    <w:p>
+      <w:pPr>
+        <w:jc w:val="center"/>
+      </w:pPr>
+      <w:r>
+        <w:drawing>
+          <wp:inline xmlns:a="http://schemas.openxmlformats.org/drawingml/2006/main" xmlns:pic="http://schemas.openxmlformats.org/drawingml/2006/picture">
+            <wp:extent cx="4114800" cy="3086100"/>
+            <wp:docPr id="2" name="Picture 2"/>
+            <wp:cNvGraphicFramePr>
+              <a:graphicFrameLocks noChangeAspect="1"/>
+            </wp:cNvGraphicFramePr>
+            <a:graphic>
+              <a:graphicData uri="http://schemas.openxmlformats.org/drawingml/2006/picture">
+                <pic:pic>
+                  <pic:nvPicPr>
+                    <pic:cNvPr id="0" name="IMG_0256_protoboard_clamp.jpg"/>
+                    <pic:cNvPicPr/>
+                  </pic:nvPicPr>
+                  <pic:blipFill>
+                    <a:blip r:embed="rId10"/>
+                    <a:stretch>
+                      <a:fillRect/>
+                    </a:stretch>
+                  </pic:blipFill>
+                  <pic:spPr>
+                    <a:xfrm>
+                      <a:off x="0" y="0"/>
+                      <a:ext cx="4114800" cy="3086100"/>
+                    </a:xfrm>
+                    <a:prstGeom prst="rect"/>
+                  </pic:spPr>
+                </pic:pic>
+              </a:graphicData>
+            </a:graphic>
+          </wp:inline>
+        </w:drawing>
+      </w:r>
+    </w:p>
+    <w:p>
+      <w:pPr>
+        <w:jc w:val="center"/>
+      </w:pPr>
+      <w:r>
+        <w:rPr>
+          <w:i/>
+          <w:sz w:val="18"/>
+        </w:rPr>
+        <w:t>Protoboard held in a helping-hand clamp, ready to be soldered</w:t>
+      </w:r>
+    </w:p>
+    <w:p>
+      <w:r>
+        <w:t>- Clamp the protoboard close to the JST connector but not on it; the connector body warps if squeezed. - Tack one JST pin first, check that the connector sits flush, then solder the remaining three.</w:t>
+      </w:r>
+    </w:p>
+    <w:p>
+      <w:pPr>
+        <w:pStyle w:val="Heading3"/>
+      </w:pPr>
+      <w:r>
+        <w:t>Step 3 - Back-side wiring to the JST</w:t>
+      </w:r>
+    </w:p>
+    <w:p>
+      <w:pPr>
+        <w:jc w:val="center"/>
+      </w:pPr>
+      <w:r>
+        <w:drawing>
+          <wp:inline xmlns:a="http://schemas.openxmlformats.org/drawingml/2006/main" xmlns:pic="http://schemas.openxmlformats.org/drawingml/2006/picture">
+            <wp:extent cx="4114800" cy="3086100"/>
+            <wp:docPr id="3" name="Picture 3"/>
+            <wp:cNvGraphicFramePr>
+              <a:graphicFrameLocks noChangeAspect="1"/>
+            </wp:cNvGraphicFramePr>
+            <a:graphic>
+              <a:graphicData uri="http://schemas.openxmlformats.org/drawingml/2006/picture">
+                <pic:pic>
+                  <pic:nvPicPr>
+                    <pic:cNvPr id="0" name="IMG_0263_wires_soldered.jpg"/>
+                    <pic:cNvPicPr/>
+                  </pic:nvPicPr>
+                  <pic:blipFill>
+                    <a:blip r:embed="rId11"/>
+                    <a:stretch>
+                      <a:fillRect/>
+                    </a:stretch>
+                  </pic:blipFill>
+                  <pic:spPr>
+                    <a:xfrm>
+                      <a:off x="0" y="0"/>
+                      <a:ext cx="4114800" cy="3086100"/>
+                    </a:xfrm>
+                    <a:prstGeom prst="rect"/>
+                  </pic:spPr>
+                </pic:pic>
+              </a:graphicData>
+            </a:graphic>
+          </wp:inline>
+        </w:drawing>
+      </w:r>
+    </w:p>
+    <w:p>
+      <w:pPr>
+        <w:jc w:val="center"/>
+      </w:pPr>
+      <w:r>
+        <w:rPr>
+          <w:i/>
+          <w:sz w:val="18"/>
+        </w:rPr>
+        <w:t>Yellow and blue hookup wires soldered across the back of the protoboard to the JST pins</w:t>
+      </w:r>
+    </w:p>
+    <w:p>
+      <w:r>
+        <w:t>- SDA pad on the Feather footprint routes to JST pin 2 (yellow). - SCL pad routes to JST pin 3 (blue). - GND pad routes to JST pin 4. - The red wire on the BQ EVM ribbon is a no-connect. Do not route it to 3V3 - the EVM provides its own logic rail and back-powering the bridge through that pin will fight the Feather regulator. - Before stacking, buzz each pad-to-pin trace with a DMM in continuity mode. Any two adjacent pins should read OL.</w:t>
+      </w:r>
+    </w:p>
+    <w:p>
+      <w:pPr>
+        <w:pStyle w:val="Heading3"/>
+      </w:pPr>
+      <w:r>
+        <w:t>Step 4 - Headers on the Feather</w:t>
+      </w:r>
+    </w:p>
+    <w:p>
+      <w:pPr>
+        <w:jc w:val="center"/>
+      </w:pPr>
+      <w:r>
+        <w:drawing>
+          <wp:inline xmlns:a="http://schemas.openxmlformats.org/drawingml/2006/main" xmlns:pic="http://schemas.openxmlformats.org/drawingml/2006/picture">
+            <wp:extent cx="4114800" cy="3086100"/>
+            <wp:docPr id="4" name="Picture 4"/>
+            <wp:cNvGraphicFramePr>
+              <a:graphicFrameLocks noChangeAspect="1"/>
+            </wp:cNvGraphicFramePr>
+            <a:graphic>
+              <a:graphicData uri="http://schemas.openxmlformats.org/drawingml/2006/picture">
+                <pic:pic>
+                  <pic:nvPicPr>
+                    <pic:cNvPr id="0" name="IMG_0264_feather_headers.jpg"/>
+                    <pic:cNvPicPr/>
+                  </pic:nvPicPr>
+                  <pic:blipFill>
+                    <a:blip r:embed="rId12"/>
+                    <a:stretch>
+                      <a:fillRect/>
+                    </a:stretch>
+                  </pic:blipFill>
+                  <pic:spPr>
+                    <a:xfrm>
+                      <a:off x="0" y="0"/>
+                      <a:ext cx="4114800" cy="3086100"/>
+                    </a:xfrm>
+                    <a:prstGeom prst="rect"/>
+                  </pic:spPr>
+                </pic:pic>
+              </a:graphicData>
+            </a:graphic>
+          </wp:inline>
+        </w:drawing>
+      </w:r>
+    </w:p>
+    <w:p>
+      <w:pPr>
+        <w:jc w:val="center"/>
+      </w:pPr>
+      <w:r>
+        <w:rPr>
+          <w:i/>
+          <w:sz w:val="18"/>
+        </w:rPr>
+        <w:t>Adafruit Feather STM32F405 with male pin headers installed along both long edges</w:t>
+      </w:r>
+    </w:p>
+    <w:p>
+      <w:r>
+        <w:t>- Push male headers through the Feather from the top side, long end down. - Use the protoboard itself as a jig: drop the Feather onto it so the headers land straight, then solder the four corner pins before doing the rest. This keeps the two boards coplanar.</w:t>
+      </w:r>
+    </w:p>
+    <w:p>
+      <w:pPr>
+        <w:pStyle w:val="Heading3"/>
+      </w:pPr>
+      <w:r>
+        <w:t>Step 5 - Stack and finish</w:t>
+      </w:r>
+    </w:p>
+    <w:p>
+      <w:pPr>
+        <w:jc w:val="center"/>
+      </w:pPr>
+      <w:r>
+        <w:drawing>
+          <wp:inline xmlns:a="http://schemas.openxmlformats.org/drawingml/2006/main" xmlns:pic="http://schemas.openxmlformats.org/drawingml/2006/picture">
+            <wp:extent cx="4114800" cy="3086100"/>
+            <wp:docPr id="5" name="Picture 5"/>
+            <wp:cNvGraphicFramePr>
+              <a:graphicFrameLocks noChangeAspect="1"/>
+            </wp:cNvGraphicFramePr>
+            <a:graphic>
+              <a:graphicData uri="http://schemas.openxmlformats.org/drawingml/2006/picture">
+                <pic:pic>
+                  <pic:nvPicPr>
+                    <pic:cNvPr id="0" name="IMG_0265_assembled.jpg"/>
+                    <pic:cNvPicPr/>
+                  </pic:nvPicPr>
+                  <pic:blipFill>
+                    <a:blip r:embed="rId13"/>
+                    <a:stretch>
+                      <a:fillRect/>
+                    </a:stretch>
+                  </pic:blipFill>
+                  <pic:spPr>
+                    <a:xfrm>
+                      <a:off x="0" y="0"/>
+                      <a:ext cx="4114800" cy="3086100"/>
+                    </a:xfrm>
+                    <a:prstGeom prst="rect"/>
+                  </pic:spPr>
+                </pic:pic>
+              </a:graphicData>
+            </a:graphic>
+          </wp:inline>
+        </w:drawing>
+      </w:r>
+    </w:p>
+    <w:p>
+      <w:pPr>
+        <w:jc w:val="center"/>
+      </w:pPr>
+      <w:r>
+        <w:rPr>
+          <w:i/>
+          <w:sz w:val="18"/>
+        </w:rPr>
+        <w:t>Finished adapter: STM32F405 Feather stacked on the wired protoboard with the JST pigtail exiting the short edge</w:t>
+      </w:r>
+    </w:p>
+    <w:p>
+      <w:r>
+        <w:t>- Separate the boards, tin the Feather headers, then re-seat and solder each header pin through to the protoboard pads. - Add a 3 mm heat-shrink collar where the JST cable exits the board for strain relief. - Plug the JST cable into the BQ EVM I2C header and a USB-C cable into the Feather.</w:t>
+      </w:r>
+    </w:p>
+    <w:p>
+      <w:pPr>
+        <w:pStyle w:val="Heading2"/>
+      </w:pPr>
+      <w:r>
+        <w:t>Firmware</w:t>
+      </w:r>
+    </w:p>
+    <w:p>
+      <w:r>
+        <w:t>Flash the Feather with the STM32 bridge firmware before handing the unit out.</w:t>
+      </w:r>
+    </w:p>
+    <w:p>
+      <w:r>
+        <w:t xml:space="preserve">- Firmware source: internal repo (ask the course coordinator for the current link; this chapter intentionally does not hardcode it because the repo is still private). - Flash path: USB DFU. Press RESET while holding BOOT to enter DFU mode, then use </w:t>
+      </w:r>
+      <w:r>
+        <w:rPr>
+          <w:rFonts w:ascii="Courier New" w:hAnsi="Courier New"/>
+          <w:sz w:val="18"/>
+        </w:rPr>
+        <w:t>dfu-util</w:t>
+      </w:r>
+      <w:r>
+        <w:t xml:space="preserve"> or the Adafruit WebDFU page. - The driver matches on both USB descriptors: - Real EV2300A: VID </w:t>
+      </w:r>
+      <w:r>
+        <w:rPr>
+          <w:rFonts w:ascii="Courier New" w:hAnsi="Courier New"/>
+          <w:sz w:val="18"/>
+        </w:rPr>
+        <w:t>0x0451</w:t>
+      </w:r>
+      <w:r>
+        <w:t xml:space="preserve">, PID </w:t>
+      </w:r>
+      <w:r>
+        <w:rPr>
+          <w:rFonts w:ascii="Courier New" w:hAnsi="Courier New"/>
+          <w:sz w:val="18"/>
+        </w:rPr>
+        <w:t>0x0036</w:t>
+      </w:r>
+      <w:r>
+        <w:t xml:space="preserve"> - STM32 bridge: reuses the same VID/PID after firmware enumeration, so </w:t>
+      </w:r>
+      <w:r>
+        <w:rPr>
+          <w:rFonts w:ascii="Courier New" w:hAnsi="Courier New"/>
+          <w:sz w:val="18"/>
+        </w:rPr>
+        <w:t>lab_instruments/src/ev2300.py</w:t>
+      </w:r>
+      <w:r>
+        <w:t xml:space="preserve"> sees it as a normal </w:t>
+      </w:r>
+      <w:r>
+        <w:rPr>
+          <w:rFonts w:ascii="Courier New" w:hAnsi="Courier New"/>
+          <w:sz w:val="18"/>
+        </w:rPr>
+        <w:t>EV2300A</w:t>
+      </w:r>
+      <w:r>
+        <w:t>.</w:t>
+      </w:r>
+    </w:p>
+    <w:p>
+      <w:r>
+        <w:t xml:space="preserve">If the bridge comes up in DFU mode (no I2C traffic, </w:t>
+      </w:r>
+      <w:r>
+        <w:rPr>
+          <w:rFonts w:ascii="Courier New" w:hAnsi="Courier New"/>
+          <w:sz w:val="18"/>
+        </w:rPr>
+        <w:t>scan</w:t>
+      </w:r>
+      <w:r>
+        <w:t xml:space="preserve"> shows a "bootloader" descriptor), reflash. There is no recovery path from the REPL.</w:t>
+      </w:r>
+    </w:p>
+    <w:p>
+      <w:pPr>
+        <w:pStyle w:val="Heading2"/>
+      </w:pPr>
+      <w:r>
+        <w:t>Bench verification checklist</w:t>
+      </w:r>
+    </w:p>
+    <w:p>
+      <w:r>
+        <w:t>After assembly, run this top-to-bottom before labeling the unit as good:</w:t>
+      </w:r>
+    </w:p>
+    <w:p>
+      <w:r>
+        <w:t xml:space="preserve">1. Power the BQ76920 EVM from an 18 V bench supply on the external power input. 2. Plug the STM32 bridge USB into the host computer. 3. Press the BOOT button on the BQ EVM. This clears any stuck I2C state from the last session. 4. Launch the REPL: </w:t>
+      </w:r>
+      <w:r>
+        <w:rPr>
+          <w:rFonts w:ascii="Courier New" w:hAnsi="Courier New"/>
+          <w:sz w:val="18"/>
+        </w:rPr>
+        <w:t>scpi-repl --no-color</w:t>
+      </w:r>
+      <w:r>
+        <w:t xml:space="preserve">. 5. Run </w:t>
+      </w:r>
+      <w:r>
+        <w:rPr>
+          <w:rFonts w:ascii="Courier New" w:hAnsi="Courier New"/>
+          <w:sz w:val="18"/>
+        </w:rPr>
+        <w:t>scan</w:t>
+      </w:r>
+      <w:r>
+        <w:t xml:space="preserve">. Expect </w:t>
+      </w:r>
+      <w:r>
+        <w:rPr>
+          <w:rFonts w:ascii="Courier New" w:hAnsi="Courier New"/>
+          <w:sz w:val="18"/>
+        </w:rPr>
+        <w:t>ev2300</w:t>
+      </w:r>
+      <w:r>
+        <w:t xml:space="preserve"> in the device list within two seconds. 6. Run </w:t>
+      </w:r>
+      <w:r>
+        <w:rPr>
+          <w:rFonts w:ascii="Courier New" w:hAnsi="Courier New"/>
+          <w:sz w:val="18"/>
+        </w:rPr>
+        <w:t>ev2300 read_word 0x08 0x09</w:t>
+      </w:r>
+      <w:r>
+        <w:t xml:space="preserve">. For a nominal 3.3 V cell stack you should see </w:t>
+      </w:r>
+      <w:r>
+        <w:rPr>
+          <w:rFonts w:ascii="Courier New" w:hAnsi="Courier New"/>
+          <w:sz w:val="18"/>
+        </w:rPr>
+        <w:t>0x0CE4 (3300)</w:t>
+      </w:r>
+      <w:r>
+        <w:t xml:space="preserve"> or similar; the exact value depends on the battery state but it must not be </w:t>
+      </w:r>
+      <w:r>
+        <w:rPr>
+          <w:rFonts w:ascii="Courier New" w:hAnsi="Courier New"/>
+          <w:sz w:val="18"/>
+        </w:rPr>
+        <w:t>0x0000</w:t>
+      </w:r>
+      <w:r>
+        <w:t xml:space="preserve"> or </w:t>
+      </w:r>
+      <w:r>
+        <w:rPr>
+          <w:rFonts w:ascii="Courier New" w:hAnsi="Courier New"/>
+          <w:sz w:val="18"/>
+        </w:rPr>
+        <w:t>0xFFFF</w:t>
+      </w:r>
+      <w:r>
+        <w:t xml:space="preserve">. 7. Run </w:t>
+      </w:r>
+      <w:r>
+        <w:rPr>
+          <w:rFonts w:ascii="Courier New" w:hAnsi="Courier New"/>
+          <w:sz w:val="18"/>
+        </w:rPr>
+        <w:t>ev2300 scan 0x08</w:t>
+      </w:r>
+      <w:r>
+        <w:t xml:space="preserve"> and confirm you get more than 20 readable registers. 8. Run the regression subset: </w:t>
+      </w:r>
+      <w:r>
+        <w:rPr>
+          <w:rFonts w:ascii="Courier New" w:hAnsi="Courier New"/>
+          <w:sz w:val="18"/>
+        </w:rPr>
+        <w:t>python -m pytest tests/test_ev2300_driver.py -x</w:t>
+      </w:r>
+      <w:r>
+        <w:t>.</w:t>
+      </w:r>
+    </w:p>
+    <w:p>
+      <w:r>
+        <w:t>If any step fails, move to the troubleshooting section below before handing out the kit.</w:t>
+      </w:r>
+    </w:p>
+    <w:p>
+      <w:pPr>
+        <w:pStyle w:val="Heading2"/>
+      </w:pPr>
+      <w:r>
+        <w:t>Troubleshooting the bridge</w:t>
+      </w:r>
+    </w:p>
+    <w:p>
+      <w:pPr>
+        <w:pStyle w:val="Heading3"/>
+      </w:pPr>
+      <w:r>
+        <w:t>Bridge enumerates but `read_word` returns 0xFFFF</w:t>
+      </w:r>
+    </w:p>
+    <w:p>
+      <w:r>
+        <w:t xml:space="preserve">The STM32 firmware retries BQ76920 init every 2 s after a failed startup detection. Usually caused by the EVM being unpowered when the USB was plugged in. Fix: leave USB connected, power the EVM, then call </w:t>
+      </w:r>
+      <w:r>
+        <w:rPr>
+          <w:rFonts w:ascii="Courier New" w:hAnsi="Courier New"/>
+          <w:sz w:val="18"/>
+        </w:rPr>
+        <w:t>ev2300 read_word ...</w:t>
+      </w:r>
+      <w:r>
+        <w:t xml:space="preserve"> again. The </w:t>
+      </w:r>
+      <w:r>
+        <w:rPr>
+          <w:rFonts w:ascii="Courier New" w:hAnsi="Courier New"/>
+          <w:sz w:val="18"/>
+        </w:rPr>
+        <w:t>wait_for_bq</w:t>
+      </w:r>
+      <w:r>
+        <w:t xml:space="preserve"> helper in </w:t>
+      </w:r>
+      <w:r>
+        <w:rPr>
+          <w:rFonts w:ascii="Courier New" w:hAnsi="Courier New"/>
+          <w:sz w:val="18"/>
+        </w:rPr>
+        <w:t>lab_instruments/src/ev2300.py</w:t>
+      </w:r>
+      <w:r>
+        <w:t xml:space="preserve"> polls </w:t>
+      </w:r>
+      <w:r>
+        <w:rPr>
+          <w:rFonts w:ascii="Courier New" w:hAnsi="Courier New"/>
+          <w:sz w:val="18"/>
+        </w:rPr>
+        <w:t>CC_CFG</w:t>
+      </w:r>
+      <w:r>
+        <w:t xml:space="preserve"> (reg </w:t>
+      </w:r>
+      <w:r>
+        <w:rPr>
+          <w:rFonts w:ascii="Courier New" w:hAnsi="Courier New"/>
+          <w:sz w:val="18"/>
+        </w:rPr>
+        <w:t>0x0B</w:t>
+      </w:r>
+      <w:r>
+        <w:t>) on both possible I2C addresses until the IC responds, and is the programmatic version of this procedure.</w:t>
+      </w:r>
+    </w:p>
+    <w:p>
+      <w:pPr>
+        <w:pStyle w:val="Heading3"/>
+      </w:pPr>
+      <w:r>
+        <w:t>Intermittent `0x46` errors on long sessions</w:t>
+      </w:r>
+    </w:p>
+    <w:p>
+      <w:r>
+        <w:t>Usually USB noise coupling onto the I2C lines. Fixes, in order of cost:</w:t>
+      </w:r>
+    </w:p>
+    <w:p>
+      <w:r>
+        <w:t>1. Clip a ferrite onto the JST pigtail close to the adapter. 2. Shorten the JST cable run. 3. Replace the USB cable with a shielded one.</w:t>
+      </w:r>
+    </w:p>
+    <w:p>
+      <w:pPr>
+        <w:pStyle w:val="Heading3"/>
+      </w:pPr>
+      <w:r>
+        <w:t>`connect failed` on `scan`</w:t>
+      </w:r>
+    </w:p>
+    <w:p>
+      <w:r>
+        <w:t>Another process holds the HID handle. Close BQ Studio, then retry.</w:t>
+      </w:r>
+    </w:p>
+    <w:p>
+      <w:pPr>
+        <w:pStyle w:val="Heading3"/>
+      </w:pPr>
+      <w:r>
+        <w:t>Board is dead after flashing</w:t>
+      </w:r>
+    </w:p>
+    <w:p>
+      <w:r>
+        <w:t>The DFU flow leaves the Feather in app mode only after a clean reset. Unplug USB, hold BOOT, plug USB back in, release BOOT, and reflash. If the board still does not enumerate, the STM32F405 may have been bricked by a bad firmware image - fall back to the STM32CubeProgrammer and reflash the default Adafruit bootloader first.</w:t>
+      </w:r>
+    </w:p>
+    <w:p>
+      <w:pPr>
+        <w:pStyle w:val="Heading2"/>
+      </w:pPr>
+      <w:r>
+        <w:t>Making another one</w:t>
+      </w:r>
+    </w:p>
+    <w:p>
+      <w:r>
+        <w:t>This chapter is the build log. BOM, soldering photos, firmware path, and verification checklist are all here - a TA with a soldering iron and a copy of the firmware binary should be able to assemble a replacement unit without any other documentation.</w:t>
       </w:r>
     </w:p>
     <w:p>

--- a/manuals/ta-developer-guide.docx
+++ b/manuals/ta-developer-guide.docx
@@ -2730,21 +2730,49 @@
           <w:color w:val="1A1A1A"/>
           <w:sz w:val="18"/>
         </w:rPr>
-        <w:t xml:space="preserve">        self.send_command(f"VOLT {voltage}")</w:t>
-      </w:r>
-    </w:p>
-    <w:p>
-      <w:pPr>
-        <w:spacing w:before="0" w:after="0" w:line="240" w:lineRule="exact"/>
-        <w:shd w:fill="F0F0F0" w:val="clear"/>
-      </w:pPr>
-      <w:r>
-        <w:rPr>
-          <w:rFonts w:ascii="Courier New" w:hAnsi="Courier New"/>
-          <w:color w:val="1A1A1A"/>
-          <w:sz w:val="18"/>
-        </w:rPr>
-        <w:t xml:space="preserve">        self._voltage = voltage   # update cache atomically</w:t>
+        <w:t xml:space="preserve">        # Always include the resolved channel identifier in the SCPI command</w:t>
+      </w:r>
+    </w:p>
+    <w:p>
+      <w:pPr>
+        <w:spacing w:before="0" w:after="0" w:line="240" w:lineRule="exact"/>
+        <w:shd w:fill="F0F0F0" w:val="clear"/>
+      </w:pPr>
+      <w:r>
+        <w:rPr>
+          <w:rFonts w:ascii="Courier New" w:hAnsi="Courier New"/>
+          <w:color w:val="1A1A1A"/>
+          <w:sz w:val="18"/>
+        </w:rPr>
+        <w:t xml:space="preserve">        # so the command targets the correct output.</w:t>
+      </w:r>
+    </w:p>
+    <w:p>
+      <w:pPr>
+        <w:spacing w:before="0" w:after="0" w:line="240" w:lineRule="exact"/>
+        <w:shd w:fill="F0F0F0" w:val="clear"/>
+      </w:pPr>
+      <w:r>
+        <w:rPr>
+          <w:rFonts w:ascii="Courier New" w:hAnsi="Courier New"/>
+          <w:color w:val="1A1A1A"/>
+          <w:sz w:val="18"/>
+        </w:rPr>
+        <w:t xml:space="preserve">        self.send_command(f"{ch_str}:VOLT {voltage}")</w:t>
+      </w:r>
+    </w:p>
+    <w:p>
+      <w:pPr>
+        <w:spacing w:before="0" w:after="0" w:line="240" w:lineRule="exact"/>
+        <w:shd w:fill="F0F0F0" w:val="clear"/>
+      </w:pPr>
+      <w:r>
+        <w:rPr>
+          <w:rFonts w:ascii="Courier New" w:hAnsi="Courier New"/>
+          <w:color w:val="1A1A1A"/>
+          <w:sz w:val="18"/>
+        </w:rPr>
+        <w:t xml:space="preserve">        self._voltage[channel] = voltage   # update cache atomically after success</w:t>
       </w:r>
     </w:p>
     <w:p>
@@ -4920,35 +4948,343 @@
           <w:color w:val="1A1A1A"/>
           <w:sz w:val="18"/>
         </w:rPr>
-        <w:t xml:space="preserve">    voltage = float(args[1])</w:t>
-      </w:r>
-    </w:p>
-    <w:p>
-      <w:pPr>
-        <w:spacing w:before="0" w:after="0" w:line="240" w:lineRule="exact"/>
-        <w:shd w:fill="F0F0F0" w:val="clear"/>
-      </w:pPr>
-      <w:r>
-        <w:rPr>
-          <w:rFonts w:ascii="Courier New" w:hAnsi="Courier New"/>
-          <w:color w:val="1A1A1A"/>
-          <w:sz w:val="18"/>
-        </w:rPr>
-        <w:t xml:space="preserve">    dev.set_voltage(channel, voltage)</w:t>
-      </w:r>
-    </w:p>
-    <w:p>
-      <w:pPr>
-        <w:spacing w:before="0" w:after="0" w:line="240" w:lineRule="exact"/>
-        <w:shd w:fill="F0F0F0" w:val="clear"/>
-      </w:pPr>
-      <w:r>
-        <w:rPr>
-          <w:rFonts w:ascii="Courier New" w:hAnsi="Courier New"/>
-          <w:color w:val="1A1A1A"/>
-          <w:sz w:val="18"/>
-        </w:rPr>
-        <w:t xml:space="preserve">    ColorPrinter.success(f"Set {args[0]}: {voltage}V")</w:t>
+        <w:t xml:space="preserve">    if channel is None:</w:t>
+      </w:r>
+    </w:p>
+    <w:p>
+      <w:pPr>
+        <w:spacing w:before="0" w:after="0" w:line="240" w:lineRule="exact"/>
+        <w:shd w:fill="F0F0F0" w:val="clear"/>
+      </w:pPr>
+      <w:r>
+        <w:rPr>
+          <w:rFonts w:ascii="Courier New" w:hAnsi="Courier New"/>
+          <w:color w:val="1A1A1A"/>
+          <w:sz w:val="18"/>
+        </w:rPr>
+        <w:t xml:space="preserve">        return  # _resolve_channel already logged the error</w:t>
+      </w:r>
+    </w:p>
+    <w:p>
+      <w:pPr>
+        <w:spacing w:before="0" w:after="0" w:line="240" w:lineRule="exact"/>
+        <w:shd w:fill="F0F0F0" w:val="clear"/>
+      </w:pPr>
+      <w:r>
+        <w:rPr>
+          <w:rFonts w:ascii="Courier New" w:hAnsi="Courier New"/>
+          <w:color w:val="1A1A1A"/>
+          <w:sz w:val="18"/>
+        </w:rPr>
+        <w:t xml:space="preserve">    try:</w:t>
+      </w:r>
+    </w:p>
+    <w:p>
+      <w:pPr>
+        <w:spacing w:before="0" w:after="0" w:line="240" w:lineRule="exact"/>
+        <w:shd w:fill="F0F0F0" w:val="clear"/>
+      </w:pPr>
+      <w:r>
+        <w:rPr>
+          <w:rFonts w:ascii="Courier New" w:hAnsi="Courier New"/>
+          <w:color w:val="1A1A1A"/>
+          <w:sz w:val="18"/>
+        </w:rPr>
+        <w:t xml:space="preserve">        voltage = float(args[1])</w:t>
+      </w:r>
+    </w:p>
+    <w:p>
+      <w:pPr>
+        <w:spacing w:before="0" w:after="0" w:line="240" w:lineRule="exact"/>
+        <w:shd w:fill="F0F0F0" w:val="clear"/>
+      </w:pPr>
+      <w:r>
+        <w:rPr>
+          <w:rFonts w:ascii="Courier New" w:hAnsi="Courier New"/>
+          <w:color w:val="1A1A1A"/>
+          <w:sz w:val="18"/>
+        </w:rPr>
+        <w:t xml:space="preserve">    except ValueError:</w:t>
+      </w:r>
+    </w:p>
+    <w:p>
+      <w:pPr>
+        <w:spacing w:before="0" w:after="0" w:line="240" w:lineRule="exact"/>
+        <w:shd w:fill="F0F0F0" w:val="clear"/>
+      </w:pPr>
+      <w:r>
+        <w:rPr>
+          <w:rFonts w:ascii="Courier New" w:hAnsi="Courier New"/>
+          <w:color w:val="1A1A1A"/>
+          <w:sz w:val="18"/>
+        </w:rPr>
+        <w:t xml:space="preserve">        self.error(f"Invalid voltage {args[1]!r} -- must be a number.")</w:t>
+      </w:r>
+    </w:p>
+    <w:p>
+      <w:pPr>
+        <w:spacing w:before="0" w:after="0" w:line="240" w:lineRule="exact"/>
+        <w:shd w:fill="F0F0F0" w:val="clear"/>
+      </w:pPr>
+      <w:r>
+        <w:rPr>
+          <w:rFonts w:ascii="Courier New" w:hAnsi="Courier New"/>
+          <w:color w:val="1A1A1A"/>
+          <w:sz w:val="18"/>
+        </w:rPr>
+        <w:t xml:space="preserve">        return</w:t>
+      </w:r>
+    </w:p>
+    <w:p>
+      <w:pPr>
+        <w:spacing w:before="0" w:after="0" w:line="240" w:lineRule="exact"/>
+        <w:shd w:fill="F0F0F0" w:val="clear"/>
+      </w:pPr>
+      <w:r>
+        <w:rPr>
+          <w:rFonts w:ascii="Courier New" w:hAnsi="Courier New"/>
+          <w:color w:val="1A1A1A"/>
+          <w:sz w:val="18"/>
+        </w:rPr>
+        <w:t xml:space="preserve">    current = None</w:t>
+      </w:r>
+    </w:p>
+    <w:p>
+      <w:pPr>
+        <w:spacing w:before="0" w:after="0" w:line="240" w:lineRule="exact"/>
+        <w:shd w:fill="F0F0F0" w:val="clear"/>
+      </w:pPr>
+      <w:r>
+        <w:rPr>
+          <w:rFonts w:ascii="Courier New" w:hAnsi="Courier New"/>
+          <w:color w:val="1A1A1A"/>
+          <w:sz w:val="18"/>
+        </w:rPr>
+        <w:t xml:space="preserve">    if len(args) &gt;= 3:</w:t>
+      </w:r>
+    </w:p>
+    <w:p>
+      <w:pPr>
+        <w:spacing w:before="0" w:after="0" w:line="240" w:lineRule="exact"/>
+        <w:shd w:fill="F0F0F0" w:val="clear"/>
+      </w:pPr>
+      <w:r>
+        <w:rPr>
+          <w:rFonts w:ascii="Courier New" w:hAnsi="Courier New"/>
+          <w:color w:val="1A1A1A"/>
+          <w:sz w:val="18"/>
+        </w:rPr>
+        <w:t xml:space="preserve">        try:</w:t>
+      </w:r>
+    </w:p>
+    <w:p>
+      <w:pPr>
+        <w:spacing w:before="0" w:after="0" w:line="240" w:lineRule="exact"/>
+        <w:shd w:fill="F0F0F0" w:val="clear"/>
+      </w:pPr>
+      <w:r>
+        <w:rPr>
+          <w:rFonts w:ascii="Courier New" w:hAnsi="Courier New"/>
+          <w:color w:val="1A1A1A"/>
+          <w:sz w:val="18"/>
+        </w:rPr>
+        <w:t xml:space="preserve">            current = float(args[2])</w:t>
+      </w:r>
+    </w:p>
+    <w:p>
+      <w:pPr>
+        <w:spacing w:before="0" w:after="0" w:line="240" w:lineRule="exact"/>
+        <w:shd w:fill="F0F0F0" w:val="clear"/>
+      </w:pPr>
+      <w:r>
+        <w:rPr>
+          <w:rFonts w:ascii="Courier New" w:hAnsi="Courier New"/>
+          <w:color w:val="1A1A1A"/>
+          <w:sz w:val="18"/>
+        </w:rPr>
+        <w:t xml:space="preserve">        except ValueError:</w:t>
+      </w:r>
+    </w:p>
+    <w:p>
+      <w:pPr>
+        <w:spacing w:before="0" w:after="0" w:line="240" w:lineRule="exact"/>
+        <w:shd w:fill="F0F0F0" w:val="clear"/>
+      </w:pPr>
+      <w:r>
+        <w:rPr>
+          <w:rFonts w:ascii="Courier New" w:hAnsi="Courier New"/>
+          <w:color w:val="1A1A1A"/>
+          <w:sz w:val="18"/>
+        </w:rPr>
+        <w:t xml:space="preserve">            self.error(f"Invalid current {args[2]!r} -- must be a number.")</w:t>
+      </w:r>
+    </w:p>
+    <w:p>
+      <w:pPr>
+        <w:spacing w:before="0" w:after="0" w:line="240" w:lineRule="exact"/>
+        <w:shd w:fill="F0F0F0" w:val="clear"/>
+      </w:pPr>
+      <w:r>
+        <w:rPr>
+          <w:rFonts w:ascii="Courier New" w:hAnsi="Courier New"/>
+          <w:color w:val="1A1A1A"/>
+          <w:sz w:val="18"/>
+        </w:rPr>
+        <w:t xml:space="preserve">            return</w:t>
+      </w:r>
+    </w:p>
+    <w:p>
+      <w:pPr>
+        <w:spacing w:before="0" w:after="0" w:line="240" w:lineRule="exact"/>
+        <w:shd w:fill="F0F0F0" w:val="clear"/>
+      </w:pPr>
+      <w:r>
+        <w:rPr>
+          <w:rFonts w:ascii="Courier New" w:hAnsi="Courier New"/>
+          <w:color w:val="1A1A1A"/>
+          <w:sz w:val="18"/>
+        </w:rPr>
+        <w:t xml:space="preserve">    try:</w:t>
+      </w:r>
+    </w:p>
+    <w:p>
+      <w:pPr>
+        <w:spacing w:before="0" w:after="0" w:line="240" w:lineRule="exact"/>
+        <w:shd w:fill="F0F0F0" w:val="clear"/>
+      </w:pPr>
+      <w:r>
+        <w:rPr>
+          <w:rFonts w:ascii="Courier New" w:hAnsi="Courier New"/>
+          <w:color w:val="1A1A1A"/>
+          <w:sz w:val="18"/>
+        </w:rPr>
+        <w:t xml:space="preserve">        dev.set_voltage(channel, voltage)</w:t>
+      </w:r>
+    </w:p>
+    <w:p>
+      <w:pPr>
+        <w:spacing w:before="0" w:after="0" w:line="240" w:lineRule="exact"/>
+        <w:shd w:fill="F0F0F0" w:val="clear"/>
+      </w:pPr>
+      <w:r>
+        <w:rPr>
+          <w:rFonts w:ascii="Courier New" w:hAnsi="Courier New"/>
+          <w:color w:val="1A1A1A"/>
+          <w:sz w:val="18"/>
+        </w:rPr>
+        <w:t xml:space="preserve">        if current is not None:</w:t>
+      </w:r>
+    </w:p>
+    <w:p>
+      <w:pPr>
+        <w:spacing w:before="0" w:after="0" w:line="240" w:lineRule="exact"/>
+        <w:shd w:fill="F0F0F0" w:val="clear"/>
+      </w:pPr>
+      <w:r>
+        <w:rPr>
+          <w:rFonts w:ascii="Courier New" w:hAnsi="Courier New"/>
+          <w:color w:val="1A1A1A"/>
+          <w:sz w:val="18"/>
+        </w:rPr>
+        <w:t xml:space="preserve">            dev.set_current(channel, current)</w:t>
+      </w:r>
+    </w:p>
+    <w:p>
+      <w:pPr>
+        <w:spacing w:before="0" w:after="0" w:line="240" w:lineRule="exact"/>
+        <w:shd w:fill="F0F0F0" w:val="clear"/>
+      </w:pPr>
+      <w:r>
+        <w:rPr>
+          <w:rFonts w:ascii="Courier New" w:hAnsi="Courier New"/>
+          <w:color w:val="1A1A1A"/>
+          <w:sz w:val="18"/>
+        </w:rPr>
+        <w:t xml:space="preserve">    except (ValueError, RuntimeError) as exc:</w:t>
+      </w:r>
+    </w:p>
+    <w:p>
+      <w:pPr>
+        <w:spacing w:before="0" w:after="0" w:line="240" w:lineRule="exact"/>
+        <w:shd w:fill="F0F0F0" w:val="clear"/>
+      </w:pPr>
+      <w:r>
+        <w:rPr>
+          <w:rFonts w:ascii="Courier New" w:hAnsi="Courier New"/>
+          <w:color w:val="1A1A1A"/>
+          <w:sz w:val="18"/>
+        </w:rPr>
+        <w:t xml:space="preserve">        self.error(f"psu set failed: {exc}")</w:t>
+      </w:r>
+    </w:p>
+    <w:p>
+      <w:pPr>
+        <w:spacing w:before="0" w:after="0" w:line="240" w:lineRule="exact"/>
+        <w:shd w:fill="F0F0F0" w:val="clear"/>
+      </w:pPr>
+      <w:r>
+        <w:rPr>
+          <w:rFonts w:ascii="Courier New" w:hAnsi="Courier New"/>
+          <w:color w:val="1A1A1A"/>
+          <w:sz w:val="18"/>
+        </w:rPr>
+        <w:t xml:space="preserve">        return</w:t>
+      </w:r>
+    </w:p>
+    <w:p>
+      <w:pPr>
+        <w:spacing w:before="0" w:after="0" w:line="240" w:lineRule="exact"/>
+        <w:shd w:fill="F0F0F0" w:val="clear"/>
+      </w:pPr>
+      <w:r>
+        <w:rPr>
+          <w:rFonts w:ascii="Courier New" w:hAnsi="Courier New"/>
+          <w:color w:val="1A1A1A"/>
+          <w:sz w:val="18"/>
+        </w:rPr>
+        <w:t xml:space="preserve">    msg = f"Set {args[0]}: {voltage} V"</w:t>
+      </w:r>
+    </w:p>
+    <w:p>
+      <w:pPr>
+        <w:spacing w:before="0" w:after="0" w:line="240" w:lineRule="exact"/>
+        <w:shd w:fill="F0F0F0" w:val="clear"/>
+      </w:pPr>
+      <w:r>
+        <w:rPr>
+          <w:rFonts w:ascii="Courier New" w:hAnsi="Courier New"/>
+          <w:color w:val="1A1A1A"/>
+          <w:sz w:val="18"/>
+        </w:rPr>
+        <w:t xml:space="preserve">    if current is not None:</w:t>
+      </w:r>
+    </w:p>
+    <w:p>
+      <w:pPr>
+        <w:spacing w:before="0" w:after="0" w:line="240" w:lineRule="exact"/>
+        <w:shd w:fill="F0F0F0" w:val="clear"/>
+      </w:pPr>
+      <w:r>
+        <w:rPr>
+          <w:rFonts w:ascii="Courier New" w:hAnsi="Courier New"/>
+          <w:color w:val="1A1A1A"/>
+          <w:sz w:val="18"/>
+        </w:rPr>
+        <w:t xml:space="preserve">        msg += f", {current} A"</w:t>
+      </w:r>
+    </w:p>
+    <w:p>
+      <w:pPr>
+        <w:spacing w:before="0" w:after="0" w:line="240" w:lineRule="exact"/>
+        <w:shd w:fill="F0F0F0" w:val="clear"/>
+      </w:pPr>
+      <w:r>
+        <w:rPr>
+          <w:rFonts w:ascii="Courier New" w:hAnsi="Courier New"/>
+          <w:color w:val="1A1A1A"/>
+          <w:sz w:val="18"/>
+        </w:rPr>
+        <w:t xml:space="preserve">    ColorPrinter.success(msg)</w:t>
       </w:r>
     </w:p>
     <w:p>
@@ -5100,48 +5436,6 @@
           <w:color w:val="1A1A1A"/>
           <w:sz w:val="18"/>
         </w:rPr>
-        <w:t xml:space="preserve">    parts = arg.split(None, 1)</w:t>
-      </w:r>
-    </w:p>
-    <w:p>
-      <w:pPr>
-        <w:spacing w:before="0" w:after="0" w:line="240" w:lineRule="exact"/>
-        <w:shd w:fill="F0F0F0" w:val="clear"/>
-      </w:pPr>
-      <w:r>
-        <w:rPr>
-          <w:rFonts w:ascii="Courier New" w:hAnsi="Courier New"/>
-          <w:color w:val="1A1A1A"/>
-          <w:sz w:val="18"/>
-        </w:rPr>
-        <w:t xml:space="preserve">    cmd_token = parts[0] if parts else ""</w:t>
-      </w:r>
-    </w:p>
-    <w:p>
-      <w:pPr>
-        <w:spacing w:before="0" w:after="0" w:line="240" w:lineRule="exact"/>
-        <w:shd w:fill="F0F0F0" w:val="clear"/>
-      </w:pPr>
-      <w:r>
-        <w:rPr>
-          <w:rFonts w:ascii="Courier New" w:hAnsi="Courier New"/>
-          <w:color w:val="1A1A1A"/>
-          <w:sz w:val="18"/>
-        </w:rPr>
-        <w:t xml:space="preserve">    rest = parts[1] if len(parts) &gt; 1 else ""</w:t>
-      </w:r>
-    </w:p>
-    <w:p>
-      <w:pPr>
-        <w:spacing w:before="0" w:after="0" w:line="240" w:lineRule="exact"/>
-        <w:shd w:fill="F0F0F0" w:val="clear"/>
-      </w:pPr>
-      <w:r>
-        <w:rPr>
-          <w:rFonts w:ascii="Courier New" w:hAnsi="Courier New"/>
-          <w:color w:val="1A1A1A"/>
-          <w:sz w:val="18"/>
-        </w:rPr>
         <w:t xml:space="preserve">    dev_name = self.ctx.registry.resolve_type("mytype")</w:t>
       </w:r>
     </w:p>
@@ -5212,6 +5506,20 @@
           <w:color w:val="1A1A1A"/>
           <w:sz w:val="18"/>
         </w:rPr>
+        <w:t xml:space="preserve">    # The command handler owns argument parsing.</w:t>
+      </w:r>
+    </w:p>
+    <w:p>
+      <w:pPr>
+        <w:spacing w:before="0" w:after="0" w:line="240" w:lineRule="exact"/>
+        <w:shd w:fill="F0F0F0" w:val="clear"/>
+      </w:pPr>
+      <w:r>
+        <w:rPr>
+          <w:rFonts w:ascii="Courier New" w:hAnsi="Courier New"/>
+          <w:color w:val="1A1A1A"/>
+          <w:sz w:val="18"/>
+        </w:rPr>
         <w:t xml:space="preserve">    self._mytype_cmd.execute(arg, dev, dev_name)</w:t>
       </w:r>
     </w:p>
@@ -5873,105 +6181,12 @@
           <w:color w:val="1A1A1A"/>
           <w:sz w:val="18"/>
         </w:rPr>
-        <w:t xml:space="preserve">        "code": '''</w:t>
-      </w:r>
-    </w:p>
-    <w:p>
-      <w:pPr>
-        <w:spacing w:before="0" w:after="0" w:line="240" w:lineRule="exact"/>
-        <w:shd w:fill="F0F0F0" w:val="clear"/>
-      </w:pPr>
-      <w:r>
-        <w:rPr>
-          <w:rFonts w:ascii="Courier New" w:hAnsi="Courier New"/>
-          <w:color w:val="1A1A1A"/>
-          <w:sz w:val="18"/>
-        </w:rPr>
-        <w:t>"""PSU + DMM voltage test -- Python API version."""</w:t>
-      </w:r>
-    </w:p>
-    <w:p>
-      <w:pPr>
-        <w:spacing w:before="0" w:after="0" w:line="240" w:lineRule="exact"/>
-        <w:shd w:fill="F0F0F0" w:val="clear"/>
-      </w:pPr>
-      <w:r>
-        <w:rPr>
-          <w:rFonts w:ascii="Courier New" w:hAnsi="Courier New"/>
-          <w:color w:val="1A1A1A"/>
-          <w:sz w:val="18"/>
-        </w:rPr>
-        <w:t>import time</w:t>
-      </w:r>
-    </w:p>
-    <w:p>
-      <w:pPr>
-        <w:spacing w:before="0" w:after="0" w:line="240" w:lineRule="exact"/>
-        <w:shd w:fill="F0F0F0" w:val="clear"/>
-      </w:pPr>
-      <w:r>
-        <w:rPr>
-          <w:rFonts w:ascii="Courier New" w:hAnsi="Courier New"/>
-          <w:color w:val="1A1A1A"/>
-          <w:sz w:val="18"/>
-        </w:rPr>
-        <w:t>psu.set_voltage(1, 5.0)</w:t>
-      </w:r>
-    </w:p>
-    <w:p>
-      <w:pPr>
-        <w:spacing w:before="0" w:after="0" w:line="240" w:lineRule="exact"/>
-        <w:shd w:fill="F0F0F0" w:val="clear"/>
-      </w:pPr>
-      <w:r>
-        <w:rPr>
-          <w:rFonts w:ascii="Courier New" w:hAnsi="Courier New"/>
-          <w:color w:val="1A1A1A"/>
-          <w:sz w:val="18"/>
-        </w:rPr>
-        <w:t>time.sleep(0.5)</w:t>
-      </w:r>
-    </w:p>
-    <w:p>
-      <w:pPr>
-        <w:spacing w:before="0" w:after="0" w:line="240" w:lineRule="exact"/>
-        <w:shd w:fill="F0F0F0" w:val="clear"/>
-      </w:pPr>
-      <w:r>
-        <w:rPr>
-          <w:rFonts w:ascii="Courier New" w:hAnsi="Courier New"/>
-          <w:color w:val="1A1A1A"/>
-          <w:sz w:val="18"/>
-        </w:rPr>
-        <w:t>v = dmm.read()</w:t>
-      </w:r>
-    </w:p>
-    <w:p>
-      <w:pPr>
-        <w:spacing w:before="0" w:after="0" w:line="240" w:lineRule="exact"/>
-        <w:shd w:fill="F0F0F0" w:val="clear"/>
-      </w:pPr>
-      <w:r>
-        <w:rPr>
-          <w:rFonts w:ascii="Courier New" w:hAnsi="Courier New"/>
-          <w:color w:val="1A1A1A"/>
-          <w:sz w:val="18"/>
-        </w:rPr>
-        <w:t>print(f"Measured: {v} V")</w:t>
-      </w:r>
-    </w:p>
-    <w:p>
-      <w:pPr>
-        <w:spacing w:before="0" w:after="0" w:line="240" w:lineRule="exact"/>
-        <w:shd w:fill="F0F0F0" w:val="clear"/>
-      </w:pPr>
-      <w:r>
-        <w:rPr>
-          <w:rFonts w:ascii="Courier New" w:hAnsi="Courier New"/>
-          <w:color w:val="1A1A1A"/>
-          <w:sz w:val="18"/>
-        </w:rPr>
-        <w:t xml:space="preserve">        ''',</w:t>
+        <w:t xml:space="preserve">        "code": '''\</w:t>
+      </w:r>
+    </w:p>
+    <w:p>
+      <w:r>
+        <w:t>"""PSU + DMM voltage test -- Python API version.""" import time psu.set_voltage(1, 5.0) time.sleep(0.5) v = dmm.read() print(f"Measured: {v} V") ''',</w:t>
       </w:r>
     </w:p>
     <w:p>
@@ -13313,7 +13528,7 @@
           </w:tcPr>
           <w:p>
             <w:r>
-              <w:t>Heat-shrink, 3 mm</w:t>
+              <w:t>Heat-shrink, 3 mm diameter</w:t>
             </w:r>
           </w:p>
         </w:tc>
@@ -13323,7 +13538,7 @@
           </w:tcPr>
           <w:p>
             <w:r>
-              <w:t>~2 in</w:t>
+              <w:t>~50 mm (~2 in)</w:t>
             </w:r>
           </w:p>
         </w:tc>
@@ -13527,6 +13742,29 @@
       </w:r>
     </w:p>
     <w:p>
+      <w:r>
+        <w:t xml:space="preserve">&gt; </w:t>
+      </w:r>
+      <w:r>
+        <w:rPr>
+          <w:b/>
+        </w:rPr>
+        <w:t>WARNING - do NOT connect the red wire on the BQ EVM ribbon.</w:t>
+      </w:r>
+      <w:r>
+        <w:t xml:space="preserve"> &gt; The red wire is a NO-CONNECT. </w:t>
+      </w:r>
+      <w:r>
+        <w:rPr>
+          <w:b/>
+        </w:rPr>
+        <w:t>Do not route it to 3V3</w:t>
+      </w:r>
+      <w:r>
+        <w:t xml:space="preserve"> - the BQ EVM provides its own logic rail and back-powering the bridge through that pin will fight the Feather regulator, and can destroy either board. Clip and heat-shrink the red conductor before you start wiring.</w:t>
+      </w:r>
+    </w:p>
+    <w:p>
       <w:pPr>
         <w:jc w:val="center"/>
       </w:pPr>
@@ -13579,7 +13817,7 @@
     </w:p>
     <w:p>
       <w:r>
-        <w:t>- SDA pad on the Feather footprint routes to JST pin 2 (yellow). - SCL pad routes to JST pin 3 (blue). - GND pad routes to JST pin 4. - The red wire on the BQ EVM ribbon is a no-connect. Do not route it to 3V3 - the EVM provides its own logic rail and back-powering the bridge through that pin will fight the Feather regulator. - Before stacking, buzz each pad-to-pin trace with a DMM in continuity mode. Any two adjacent pins should read OL.</w:t>
+        <w:t>- SDA pad on the Feather footprint routes to JST pin 2 (yellow). - SCL pad routes to JST pin 3 (blue). - GND pad routes to JST pin 4. - The red wire on the BQ EVM ribbon is a no-connect - see the warning above. - Before stacking, buzz each pad-to-pin trace with a DMM in continuity mode. Any two adjacent pins should read OL.</w:t>
       </w:r>
     </w:p>
     <w:p>
@@ -13725,7 +13963,34 @@
     </w:p>
     <w:p>
       <w:r>
-        <w:t xml:space="preserve">- Firmware source: internal repo (ask the course coordinator for the current link; this chapter intentionally does not hardcode it because the repo is still private). - Flash path: USB DFU. Press RESET while holding BOOT to enter DFU mode, then use </w:t>
+        <w:t xml:space="preserve">- </w:t>
+      </w:r>
+      <w:r>
+        <w:rPr>
+          <w:b/>
+        </w:rPr>
+        <w:t>Firmware source:</w:t>
+      </w:r>
+      <w:r>
+        <w:t xml:space="preserve"> the firmware repo is currently private to the course. Ask the course coordinator (or open an issue on this repo) for the build artifact. Do </w:t>
+      </w:r>
+      <w:r>
+        <w:rPr>
+          <w:b/>
+        </w:rPr>
+        <w:t>not</w:t>
+      </w:r>
+      <w:r>
+        <w:t xml:space="preserve"> hardcode a URL in this chapter until the firmware repo is moved to a public home. - </w:t>
+      </w:r>
+      <w:r>
+        <w:rPr>
+          <w:b/>
+        </w:rPr>
+        <w:t>Flash path:</w:t>
+      </w:r>
+      <w:r>
+        <w:t xml:space="preserve"> USB DFU. Press RESET while holding BOOT to enter DFU mode, then use </w:t>
       </w:r>
       <w:r>
         <w:rPr>
@@ -13735,7 +14000,20 @@
         <w:t>dfu-util</w:t>
       </w:r>
       <w:r>
-        <w:t xml:space="preserve"> or the Adafruit WebDFU page. - The driver matches on both USB descriptors: - Real EV2300A: VID </w:t>
+        <w:t xml:space="preserve"> or the Adafruit WebDFU page.</w:t>
+      </w:r>
+    </w:p>
+    <w:p>
+      <w:pPr>
+        <w:pStyle w:val="Heading3"/>
+      </w:pPr>
+      <w:r>
+        <w:t>USB VID/PID: lab-only reuse</w:t>
+      </w:r>
+    </w:p>
+    <w:p>
+      <w:r>
+        <w:t xml:space="preserve">During lab deployment the STM32 firmware currently enumerates with the same USB descriptor as the retired TI EV2300A (VID </w:t>
       </w:r>
       <w:r>
         <w:rPr>
@@ -13755,7 +14033,7 @@
         <w:t>0x0036</w:t>
       </w:r>
       <w:r>
-        <w:t xml:space="preserve"> - STM32 bridge: reuses the same VID/PID after firmware enumeration, so </w:t>
+        <w:t xml:space="preserve">). That lets </w:t>
       </w:r>
       <w:r>
         <w:rPr>
@@ -13765,14 +14043,190 @@
         <w:t>lab_instruments/src/ev2300.py</w:t>
       </w:r>
       <w:r>
-        <w:t xml:space="preserve"> sees it as a normal </w:t>
-      </w:r>
-      <w:r>
-        <w:rPr>
-          <w:rFonts w:ascii="Courier New" w:hAnsi="Courier New"/>
-          <w:sz w:val="18"/>
-        </w:rPr>
-        <w:t>EV2300A</w:t>
+        <w:t xml:space="preserve"> pick the bridge up with zero driver changes.</w:t>
+      </w:r>
+    </w:p>
+    <w:p>
+      <w:r>
+        <w:t xml:space="preserve">This reuse is acceptable </w:t>
+      </w:r>
+      <w:r>
+        <w:rPr>
+          <w:b/>
+        </w:rPr>
+        <w:t>only</w:t>
+      </w:r>
+      <w:r>
+        <w:t xml:space="preserve"> on closed lab benches and unit-under-test kits that never touch a commercial product:</w:t>
+      </w:r>
+    </w:p>
+    <w:p>
+      <w:r>
+        <w:t xml:space="preserve">- </w:t>
+      </w:r>
+      <w:r>
+        <w:rPr>
+          <w:rFonts w:ascii="Courier New" w:hAnsi="Courier New"/>
+          <w:sz w:val="18"/>
+        </w:rPr>
+        <w:t>0x0451</w:t>
+      </w:r>
+      <w:r>
+        <w:t xml:space="preserve"> belongs to Texas Instruments; reusing it on hardware we distribute outside the course would violate the USB-IF rules on VID/PID reuse. Do not ship this firmware on anything that leaves the VOAL lab until one of the following is done: - Obtain explicit written authorization from TI for the continued use of their VID/PID on this replacement, </w:t>
+      </w:r>
+      <w:r>
+        <w:rPr>
+          <w:b/>
+        </w:rPr>
+        <w:t>or</w:t>
+      </w:r>
+      <w:r>
+        <w:t xml:space="preserve"> - Rebuild the firmware with a project-owned VID/PID (Adafruit's test-bench range or a pid.codes sublicense are both reasonable options), and update the driver's match table in </w:t>
+      </w:r>
+      <w:r>
+        <w:rPr>
+          <w:rFonts w:ascii="Courier New" w:hAnsi="Courier New"/>
+          <w:sz w:val="18"/>
+        </w:rPr>
+        <w:t>lab_instruments/src/ev2300.py</w:t>
+      </w:r>
+      <w:r>
+        <w:t xml:space="preserve"> to add the new descriptor alongside the existing TI one.</w:t>
+      </w:r>
+    </w:p>
+    <w:p>
+      <w:r>
+        <w:t xml:space="preserve">Record whichever decision was made in this chapter and in </w:t>
+      </w:r>
+      <w:r>
+        <w:rPr>
+          <w:rFonts w:ascii="Courier New" w:hAnsi="Courier New"/>
+          <w:sz w:val="18"/>
+        </w:rPr>
+        <w:t>docs/ev2300.md</w:t>
+      </w:r>
+      <w:r>
+        <w:t xml:space="preserve"> before any external release.</w:t>
+      </w:r>
+    </w:p>
+    <w:p>
+      <w:r>
+        <w:t xml:space="preserve">If the bridge comes up in DFU mode (no I2C traffic, </w:t>
+      </w:r>
+      <w:r>
+        <w:rPr>
+          <w:rFonts w:ascii="Courier New" w:hAnsi="Courier New"/>
+          <w:sz w:val="18"/>
+        </w:rPr>
+        <w:t>scan</w:t>
+      </w:r>
+      <w:r>
+        <w:t xml:space="preserve"> shows a "bootloader" descriptor), reflash. There is no recovery path from the REPL.</w:t>
+      </w:r>
+    </w:p>
+    <w:p>
+      <w:pPr>
+        <w:pStyle w:val="Heading2"/>
+      </w:pPr>
+      <w:r>
+        <w:t>Bench verification checklist</w:t>
+      </w:r>
+    </w:p>
+    <w:p>
+      <w:r>
+        <w:t>After assembly, run this top-to-bottom before labeling the unit as good:</w:t>
+      </w:r>
+    </w:p>
+    <w:p>
+      <w:r>
+        <w:t xml:space="preserve">1. Power the BQ76920 EVM from an 18 V bench supply on the external power input. 2. Plug the STM32 bridge USB into the host computer. 3. Press the BOOT button on the BQ EVM. This clears any stuck I2C state from the last session. 4. Launch the REPL: </w:t>
+      </w:r>
+      <w:r>
+        <w:rPr>
+          <w:rFonts w:ascii="Courier New" w:hAnsi="Courier New"/>
+          <w:sz w:val="18"/>
+        </w:rPr>
+        <w:t>scpi-repl --no-color</w:t>
+      </w:r>
+      <w:r>
+        <w:t xml:space="preserve">. 5. Run </w:t>
+      </w:r>
+      <w:r>
+        <w:rPr>
+          <w:rFonts w:ascii="Courier New" w:hAnsi="Courier New"/>
+          <w:sz w:val="18"/>
+        </w:rPr>
+        <w:t>scan</w:t>
+      </w:r>
+      <w:r>
+        <w:t xml:space="preserve">. Expect </w:t>
+      </w:r>
+      <w:r>
+        <w:rPr>
+          <w:rFonts w:ascii="Courier New" w:hAnsi="Courier New"/>
+          <w:sz w:val="18"/>
+        </w:rPr>
+        <w:t>ev2300</w:t>
+      </w:r>
+      <w:r>
+        <w:t xml:space="preserve"> in the device list within two seconds. 6. Run </w:t>
+      </w:r>
+      <w:r>
+        <w:rPr>
+          <w:rFonts w:ascii="Courier New" w:hAnsi="Courier New"/>
+          <w:sz w:val="18"/>
+        </w:rPr>
+        <w:t>ev2300 read_word 0x08 0x09</w:t>
+      </w:r>
+      <w:r>
+        <w:t xml:space="preserve">. For a nominal 3.3 V cell stack you should see </w:t>
+      </w:r>
+      <w:r>
+        <w:rPr>
+          <w:rFonts w:ascii="Courier New" w:hAnsi="Courier New"/>
+          <w:sz w:val="18"/>
+        </w:rPr>
+        <w:t>0x0CE4 (3300)</w:t>
+      </w:r>
+      <w:r>
+        <w:t xml:space="preserve"> or similar; the exact value depends on the battery state but it must not be </w:t>
+      </w:r>
+      <w:r>
+        <w:rPr>
+          <w:rFonts w:ascii="Courier New" w:hAnsi="Courier New"/>
+          <w:sz w:val="18"/>
+        </w:rPr>
+        <w:t>0x0000</w:t>
+      </w:r>
+      <w:r>
+        <w:t xml:space="preserve"> or </w:t>
+      </w:r>
+      <w:r>
+        <w:rPr>
+          <w:rFonts w:ascii="Courier New" w:hAnsi="Courier New"/>
+          <w:sz w:val="18"/>
+        </w:rPr>
+        <w:t>0xFFFF</w:t>
+      </w:r>
+      <w:r>
+        <w:t xml:space="preserve">. 7. Run </w:t>
+      </w:r>
+      <w:r>
+        <w:rPr>
+          <w:rFonts w:ascii="Courier New" w:hAnsi="Courier New"/>
+          <w:sz w:val="18"/>
+        </w:rPr>
+        <w:t>ev2300 scan 0x08</w:t>
+      </w:r>
+      <w:r>
+        <w:t xml:space="preserve"> and confirm you get more than 20 readable registers. 8. Run the regression subset: </w:t>
+      </w:r>
+      <w:r>
+        <w:rPr>
+          <w:rFonts w:ascii="Courier New" w:hAnsi="Courier New"/>
+          <w:sz w:val="18"/>
+        </w:rPr>
+        <w:t>python -m pytest tests/test_ev2300_driver.py -x</w:t>
       </w:r>
       <w:r>
         <w:t>.</w:t>
@@ -13780,17 +14234,7 @@
     </w:p>
     <w:p>
       <w:r>
-        <w:t xml:space="preserve">If the bridge comes up in DFU mode (no I2C traffic, </w:t>
-      </w:r>
-      <w:r>
-        <w:rPr>
-          <w:rFonts w:ascii="Courier New" w:hAnsi="Courier New"/>
-          <w:sz w:val="18"/>
-        </w:rPr>
-        <w:t>scan</w:t>
-      </w:r>
-      <w:r>
-        <w:t xml:space="preserve"> shows a "bootloader" descriptor), reflash. There is no recovery path from the REPL.</w:t>
+        <w:t>If any step fails, move to the troubleshooting section below before handing out the kit.</w:t>
       </w:r>
     </w:p>
     <w:p>
@@ -13798,119 +14242,6 @@
         <w:pStyle w:val="Heading2"/>
       </w:pPr>
       <w:r>
-        <w:t>Bench verification checklist</w:t>
-      </w:r>
-    </w:p>
-    <w:p>
-      <w:r>
-        <w:t>After assembly, run this top-to-bottom before labeling the unit as good:</w:t>
-      </w:r>
-    </w:p>
-    <w:p>
-      <w:r>
-        <w:t xml:space="preserve">1. Power the BQ76920 EVM from an 18 V bench supply on the external power input. 2. Plug the STM32 bridge USB into the host computer. 3. Press the BOOT button on the BQ EVM. This clears any stuck I2C state from the last session. 4. Launch the REPL: </w:t>
-      </w:r>
-      <w:r>
-        <w:rPr>
-          <w:rFonts w:ascii="Courier New" w:hAnsi="Courier New"/>
-          <w:sz w:val="18"/>
-        </w:rPr>
-        <w:t>scpi-repl --no-color</w:t>
-      </w:r>
-      <w:r>
-        <w:t xml:space="preserve">. 5. Run </w:t>
-      </w:r>
-      <w:r>
-        <w:rPr>
-          <w:rFonts w:ascii="Courier New" w:hAnsi="Courier New"/>
-          <w:sz w:val="18"/>
-        </w:rPr>
-        <w:t>scan</w:t>
-      </w:r>
-      <w:r>
-        <w:t xml:space="preserve">. Expect </w:t>
-      </w:r>
-      <w:r>
-        <w:rPr>
-          <w:rFonts w:ascii="Courier New" w:hAnsi="Courier New"/>
-          <w:sz w:val="18"/>
-        </w:rPr>
-        <w:t>ev2300</w:t>
-      </w:r>
-      <w:r>
-        <w:t xml:space="preserve"> in the device list within two seconds. 6. Run </w:t>
-      </w:r>
-      <w:r>
-        <w:rPr>
-          <w:rFonts w:ascii="Courier New" w:hAnsi="Courier New"/>
-          <w:sz w:val="18"/>
-        </w:rPr>
-        <w:t>ev2300 read_word 0x08 0x09</w:t>
-      </w:r>
-      <w:r>
-        <w:t xml:space="preserve">. For a nominal 3.3 V cell stack you should see </w:t>
-      </w:r>
-      <w:r>
-        <w:rPr>
-          <w:rFonts w:ascii="Courier New" w:hAnsi="Courier New"/>
-          <w:sz w:val="18"/>
-        </w:rPr>
-        <w:t>0x0CE4 (3300)</w:t>
-      </w:r>
-      <w:r>
-        <w:t xml:space="preserve"> or similar; the exact value depends on the battery state but it must not be </w:t>
-      </w:r>
-      <w:r>
-        <w:rPr>
-          <w:rFonts w:ascii="Courier New" w:hAnsi="Courier New"/>
-          <w:sz w:val="18"/>
-        </w:rPr>
-        <w:t>0x0000</w:t>
-      </w:r>
-      <w:r>
-        <w:t xml:space="preserve"> or </w:t>
-      </w:r>
-      <w:r>
-        <w:rPr>
-          <w:rFonts w:ascii="Courier New" w:hAnsi="Courier New"/>
-          <w:sz w:val="18"/>
-        </w:rPr>
-        <w:t>0xFFFF</w:t>
-      </w:r>
-      <w:r>
-        <w:t xml:space="preserve">. 7. Run </w:t>
-      </w:r>
-      <w:r>
-        <w:rPr>
-          <w:rFonts w:ascii="Courier New" w:hAnsi="Courier New"/>
-          <w:sz w:val="18"/>
-        </w:rPr>
-        <w:t>ev2300 scan 0x08</w:t>
-      </w:r>
-      <w:r>
-        <w:t xml:space="preserve"> and confirm you get more than 20 readable registers. 8. Run the regression subset: </w:t>
-      </w:r>
-      <w:r>
-        <w:rPr>
-          <w:rFonts w:ascii="Courier New" w:hAnsi="Courier New"/>
-          <w:sz w:val="18"/>
-        </w:rPr>
-        <w:t>python -m pytest tests/test_ev2300_driver.py -x</w:t>
-      </w:r>
-      <w:r>
-        <w:t>.</w:t>
-      </w:r>
-    </w:p>
-    <w:p>
-      <w:r>
-        <w:t>If any step fails, move to the troubleshooting section below before handing out the kit.</w:t>
-      </w:r>
-    </w:p>
-    <w:p>
-      <w:pPr>
-        <w:pStyle w:val="Heading2"/>
-      </w:pPr>
-      <w:r>
         <w:t>Troubleshooting the bridge</w:t>
       </w:r>
     </w:p>
@@ -14018,7 +14349,119 @@
     </w:p>
     <w:p>
       <w:r>
-        <w:t>The DFU flow leaves the Feather in app mode only after a clean reset. Unplug USB, hold BOOT, plug USB back in, release BOOT, and reflash. If the board still does not enumerate, the STM32F405 may have been bricked by a bad firmware image - fall back to the STM32CubeProgrammer and reflash the default Adafruit bootloader first.</w:t>
+        <w:t>The DFU flow leaves the Feather in app mode only after a clean reset. Try the quick recovery first; if it fails, fall through to the full bootloader re-flash.</w:t>
+      </w:r>
+    </w:p>
+    <w:p>
+      <w:r>
+        <w:rPr>
+          <w:b/>
+        </w:rPr>
+        <w:t>Quick recovery (no extra tools):</w:t>
+      </w:r>
+    </w:p>
+    <w:p>
+      <w:r>
+        <w:t xml:space="preserve">1. Unplug USB. 2. Press and hold </w:t>
+      </w:r>
+      <w:r>
+        <w:rPr>
+          <w:b/>
+        </w:rPr>
+        <w:t>BOOT</w:t>
+      </w:r>
+      <w:r>
+        <w:t xml:space="preserve">. 3. Plug USB back in while still holding BOOT. 4. Release BOOT once the host enumerates the device (1 - 2 s). 5. Re-run </w:t>
+      </w:r>
+      <w:r>
+        <w:rPr>
+          <w:rFonts w:ascii="Courier New" w:hAnsi="Courier New"/>
+          <w:sz w:val="18"/>
+        </w:rPr>
+        <w:t>dfu-util</w:t>
+      </w:r>
+      <w:r>
+        <w:t xml:space="preserve"> / WebDFU with the STM32 bridge firmware binary.</w:t>
+      </w:r>
+    </w:p>
+    <w:p>
+      <w:r>
+        <w:rPr>
+          <w:b/>
+        </w:rPr>
+        <w:t>Full recovery (STM32CubeProgrammer + ST-LINK):</w:t>
+      </w:r>
+    </w:p>
+    <w:p>
+      <w:r>
+        <w:t>Use this when the board does not enumerate at all after the quick recovery:</w:t>
+      </w:r>
+    </w:p>
+    <w:p>
+      <w:r>
+        <w:t xml:space="preserve">1. Connect an ST-LINK V2 (or V3) to the Feather's SWD pads (SWCLK, SWDIO, GND, 3V3) - the pads are on the bottom silkscreen. 2. Open STM32CubeProgrammer, select </w:t>
+      </w:r>
+      <w:r>
+        <w:rPr>
+          <w:b/>
+        </w:rPr>
+        <w:t>ST-LINK</w:t>
+      </w:r>
+      <w:r>
+        <w:t xml:space="preserve"> as the interface, and click </w:t>
+      </w:r>
+      <w:r>
+        <w:rPr>
+          <w:b/>
+        </w:rPr>
+        <w:t>Connect</w:t>
+      </w:r>
+      <w:r>
+        <w:t xml:space="preserve">. 3. </w:t>
+      </w:r>
+      <w:r>
+        <w:rPr>
+          <w:b/>
+        </w:rPr>
+        <w:t>Full Chip Erase</w:t>
+      </w:r>
+      <w:r>
+        <w:t>. 4. Flash the Adafruit STM32F405 bootloader DFU image (</w:t>
+      </w:r>
+      <w:r>
+        <w:rPr>
+          <w:rFonts w:ascii="Courier New" w:hAnsi="Courier New"/>
+          <w:sz w:val="18"/>
+        </w:rPr>
+        <w:t>tinyuf2-feather_stm32f405_express_*.bin</w:t>
+      </w:r>
+      <w:r>
+        <w:t xml:space="preserve"> from the Adafruit release page) to </w:t>
+      </w:r>
+      <w:r>
+        <w:rPr>
+          <w:rFonts w:ascii="Courier New" w:hAnsi="Courier New"/>
+          <w:sz w:val="18"/>
+        </w:rPr>
+        <w:t>0x08000000</w:t>
+      </w:r>
+      <w:r>
+        <w:t xml:space="preserve">. 5. Disconnect ST-LINK, power-cycle the Feather, confirm the Adafruit bootloader enumerates (a USB drive named </w:t>
+      </w:r>
+      <w:r>
+        <w:rPr>
+          <w:rFonts w:ascii="Courier New" w:hAnsi="Courier New"/>
+          <w:sz w:val="18"/>
+        </w:rPr>
+        <w:t>FTHRBOOT</w:t>
+      </w:r>
+      <w:r>
+        <w:t xml:space="preserve"> should appear). 6. Drop the STM32 bridge firmware UF2 onto that drive to flash the application image.</w:t>
+      </w:r>
+    </w:p>
+    <w:p>
+      <w:r>
+        <w:t>If STM32CubeProgrammer still cannot connect, the STM32F405 silicon is likely damaged - retire the unit.</w:t>
       </w:r>
     </w:p>
     <w:p>

--- a/manuals/ta-developer-guide.docx
+++ b/manuals/ta-developer-guide.docx
@@ -66,7 +66,7 @@
           <w:color w:val="666666"/>
           <w:sz w:val="24"/>
         </w:rPr>
-        <w:t>April 21, 2026</w:t>
+        <w:t>April 26, 2026</w:t>
       </w:r>
     </w:p>
     <w:p>
@@ -5975,6 +5975,11 @@
       </w:r>
     </w:p>
     <w:p>
+      <w:r>
+        <w:t>&lt;!-- doc-test: skip reason="Python dict literal, not a REPL script" --&gt;</w:t>
+      </w:r>
+    </w:p>
+    <w:p>
       <w:pPr>
         <w:spacing w:before="0" w:after="0" w:line="240" w:lineRule="exact"/>
         <w:shd w:fill="F0F0F0" w:val="clear"/>
@@ -6181,12 +6186,133 @@
           <w:color w:val="1A1A1A"/>
           <w:sz w:val="18"/>
         </w:rPr>
+        <w:t xml:space="preserve">        # Note: the triple-quoted string must NOT have leading indentation --</w:t>
+      </w:r>
+    </w:p>
+    <w:p>
+      <w:pPr>
+        <w:spacing w:before="0" w:after="0" w:line="240" w:lineRule="exact"/>
+        <w:shd w:fill="F0F0F0" w:val="clear"/>
+      </w:pPr>
+      <w:r>
+        <w:rPr>
+          <w:rFonts w:ascii="Courier New" w:hAnsi="Courier New"/>
+          <w:color w:val="1A1A1A"/>
+          <w:sz w:val="18"/>
+        </w:rPr>
+        <w:t xml:space="preserve">        # the raw text of the "code" field is written verbatim to &lt;name&gt;.py.</w:t>
+      </w:r>
+    </w:p>
+    <w:p>
+      <w:pPr>
+        <w:spacing w:before="0" w:after="0" w:line="240" w:lineRule="exact"/>
+        <w:shd w:fill="F0F0F0" w:val="clear"/>
+      </w:pPr>
+      <w:r>
+        <w:rPr>
+          <w:rFonts w:ascii="Courier New" w:hAnsi="Courier New"/>
+          <w:color w:val="1A1A1A"/>
+          <w:sz w:val="18"/>
+        </w:rPr>
         <w:t xml:space="preserve">        "code": '''\</w:t>
       </w:r>
     </w:p>
     <w:p>
-      <w:r>
-        <w:t>"""PSU + DMM voltage test -- Python API version.""" import time psu.set_voltage(1, 5.0) time.sleep(0.5) v = dmm.read() print(f"Measured: {v} V") ''',</w:t>
+      <w:pPr>
+        <w:spacing w:before="0" w:after="0" w:line="240" w:lineRule="exact"/>
+        <w:shd w:fill="F0F0F0" w:val="clear"/>
+      </w:pPr>
+      <w:r>
+        <w:rPr>
+          <w:rFonts w:ascii="Courier New" w:hAnsi="Courier New"/>
+          <w:color w:val="1A1A1A"/>
+          <w:sz w:val="18"/>
+        </w:rPr>
+        <w:t>"""PSU + DMM voltage test -- Python API version."""</w:t>
+      </w:r>
+    </w:p>
+    <w:p>
+      <w:pPr>
+        <w:spacing w:before="0" w:after="0" w:line="240" w:lineRule="exact"/>
+        <w:shd w:fill="F0F0F0" w:val="clear"/>
+      </w:pPr>
+      <w:r>
+        <w:rPr>
+          <w:rFonts w:ascii="Courier New" w:hAnsi="Courier New"/>
+          <w:color w:val="1A1A1A"/>
+          <w:sz w:val="18"/>
+        </w:rPr>
+        <w:t>import time</w:t>
+      </w:r>
+    </w:p>
+    <w:p>
+      <w:pPr>
+        <w:spacing w:before="0" w:after="0" w:line="240" w:lineRule="exact"/>
+        <w:shd w:fill="F0F0F0" w:val="clear"/>
+      </w:pPr>
+      <w:r>
+        <w:rPr>
+          <w:rFonts w:ascii="Courier New" w:hAnsi="Courier New"/>
+          <w:color w:val="1A1A1A"/>
+          <w:sz w:val="18"/>
+        </w:rPr>
+        <w:t>psu.set_voltage(1, 5.0)</w:t>
+      </w:r>
+    </w:p>
+    <w:p>
+      <w:pPr>
+        <w:spacing w:before="0" w:after="0" w:line="240" w:lineRule="exact"/>
+        <w:shd w:fill="F0F0F0" w:val="clear"/>
+      </w:pPr>
+      <w:r>
+        <w:rPr>
+          <w:rFonts w:ascii="Courier New" w:hAnsi="Courier New"/>
+          <w:color w:val="1A1A1A"/>
+          <w:sz w:val="18"/>
+        </w:rPr>
+        <w:t>time.sleep(0.5)</w:t>
+      </w:r>
+    </w:p>
+    <w:p>
+      <w:pPr>
+        <w:spacing w:before="0" w:after="0" w:line="240" w:lineRule="exact"/>
+        <w:shd w:fill="F0F0F0" w:val="clear"/>
+      </w:pPr>
+      <w:r>
+        <w:rPr>
+          <w:rFonts w:ascii="Courier New" w:hAnsi="Courier New"/>
+          <w:color w:val="1A1A1A"/>
+          <w:sz w:val="18"/>
+        </w:rPr>
+        <w:t>v = dmm.read()</w:t>
+      </w:r>
+    </w:p>
+    <w:p>
+      <w:pPr>
+        <w:spacing w:before="0" w:after="0" w:line="240" w:lineRule="exact"/>
+        <w:shd w:fill="F0F0F0" w:val="clear"/>
+      </w:pPr>
+      <w:r>
+        <w:rPr>
+          <w:rFonts w:ascii="Courier New" w:hAnsi="Courier New"/>
+          <w:color w:val="1A1A1A"/>
+          <w:sz w:val="18"/>
+        </w:rPr>
+        <w:t>print(f"Measured: {v} V")</w:t>
+      </w:r>
+    </w:p>
+    <w:p>
+      <w:pPr>
+        <w:spacing w:before="0" w:after="0" w:line="240" w:lineRule="exact"/>
+        <w:shd w:fill="F0F0F0" w:val="clear"/>
+      </w:pPr>
+      <w:r>
+        <w:rPr>
+          <w:rFonts w:ascii="Courier New" w:hAnsi="Courier New"/>
+          <w:color w:val="1A1A1A"/>
+          <w:sz w:val="18"/>
+        </w:rPr>
+        <w:t>''',</w:t>
       </w:r>
     </w:p>
     <w:p>
